--- a/worksheets/placement-test-ket-to-pet.docx
+++ b/worksheets/placement-test-ket-to-pet.docx
@@ -13,7 +13,7 @@
           <w:i w:val="0"/>
           <w:sz w:val="32"/>
         </w:rPr>
-        <w:t>English Placement Test · Reading &amp; Writing</w:t>
+        <w:t>Placement Test · Reading &amp; Writing</w:t>
       </w:r>
     </w:p>
     <w:p>
@@ -28,7 +28,7 @@
           <w:color w:val="777777"/>
           <w:sz w:val="20"/>
         </w:rPr>
-        <w:t>分班测试（读写部分）· 六年级 · KET → PET 衔接 · 20 分钟 · 满分 40</w:t>
+        <w:t>分班测试（读写）· 题型参照 Cambridge A2 Key / B1 Preliminary for Schools 2020 · 20 分钟 · 满分 35</w:t>
       </w:r>
     </w:p>
     <w:p>
@@ -40,9 +40,9 @@
         <w:rPr>
           <w:b w:val="0"/>
           <w:i w:val="0"/>
-          <w:sz w:val="21"/>
+          <w:sz w:val="20"/>
         </w:rPr>
-        <w:t>Name: ____________　　Date: ____________　　KET score: ______　　Total: ______ / 40</w:t>
+        <w:t>Name: ______________　Date: __________　KET score: ______　Reading ____ /15　Writing ____ /20　Total ____ /35</w:t>
       </w:r>
     </w:p>
     <w:p>
@@ -58,14 +58,95 @@
           <w:color w:val="1F5F9E"/>
           <w:sz w:val="25"/>
         </w:rPr>
-        <w:t>Part 1  Grammar &amp; Vocabulary</w:t>
+        <w:t>Part 1</w:t>
       </w:r>
       <w:r>
         <w:rPr>
           <w:color w:val="777777"/>
           <w:sz w:val="19"/>
         </w:rPr>
-        <w:t xml:space="preserve">  Choose A, B, C or D. 10 items · 10 marks · 约 4 分钟</w:t>
+        <w:t xml:space="preserve">  Questions 1–3 · For each question, choose the correct answer. (约 3 分钟)</w:t>
+      </w:r>
+    </w:p>
+    <w:p>
+      <w:pPr>
+        <w:spacing w:after="20" w:before="0"/>
+      </w:pPr>
+      <w:r>
+        <w:rPr>
+          <w:b/>
+          <w:i w:val="0"/>
+        </w:rPr>
+        <w:t>1.  (Notice at a sports centre)</w:t>
+      </w:r>
+    </w:p>
+    <w:tbl>
+      <w:tblPr>
+        <w:tblStyle w:val="TableGrid"/>
+        <w:tblW w:type="auto" w:w="0"/>
+        <w:tblLook w:firstColumn="1" w:firstRow="1" w:lastColumn="0" w:lastRow="0" w:noHBand="0" w:noVBand="1" w:val="04A0"/>
+      </w:tblPr>
+      <w:tblGrid>
+        <w:gridCol w:w="9638"/>
+      </w:tblGrid>
+      <w:tr>
+        <w:tc>
+          <w:tcPr>
+            <w:tcW w:type="dxa" w:w="9638"/>
+          </w:tcPr>
+          <w:p>
+            <w:pPr>
+              <w:spacing w:after="20"/>
+            </w:pPr>
+            <w:r/>
+            <w:r>
+              <w:rPr>
+                <w:sz w:val="21"/>
+              </w:rPr>
+              <w:t>SWIMMING POOL CLOSED FOR CLEANING</w:t>
+            </w:r>
+          </w:p>
+          <w:p>
+            <w:pPr>
+              <w:spacing w:after="20"/>
+            </w:pPr>
+            <w:r>
+              <w:rPr>
+                <w:sz w:val="21"/>
+              </w:rPr>
+              <w:t>Monday 8.00–10.00 a.m.</w:t>
+            </w:r>
+          </w:p>
+          <w:p>
+            <w:pPr>
+              <w:spacing w:after="20"/>
+            </w:pPr>
+            <w:r>
+              <w:rPr>
+                <w:sz w:val="21"/>
+              </w:rPr>
+              <w:t>Members may use the gym free of charge during this time.</w:t>
+            </w:r>
+          </w:p>
+        </w:tc>
+      </w:tr>
+    </w:tbl>
+    <w:p>
+      <w:pPr>
+        <w:spacing w:after="20"/>
+      </w:pPr>
+    </w:p>
+    <w:p>
+      <w:pPr>
+        <w:spacing w:after="0" w:before="0"/>
+      </w:pPr>
+      <w:r>
+        <w:rPr>
+          <w:b w:val="0"/>
+          <w:i w:val="0"/>
+          <w:sz w:val="21"/>
+        </w:rPr>
+        <w:t xml:space="preserve">　A  The gym will be closed on Monday morning.</w:t>
       </w:r>
     </w:p>
     <w:p>
@@ -76,21 +157,9 @@
         <w:rPr>
           <w:b w:val="0"/>
           <w:i w:val="0"/>
-        </w:rPr>
-        <w:t>1. Lucy ________ to the gym three times a week.</w:t>
-      </w:r>
-    </w:p>
-    <w:p>
-      <w:pPr>
-        <w:spacing w:after="50" w:before="0"/>
-      </w:pPr>
-      <w:r>
-        <w:rPr>
-          <w:b w:val="0"/>
-          <w:i w:val="0"/>
           <w:sz w:val="21"/>
         </w:rPr>
-        <w:t xml:space="preserve">　　A. go　B. goes　C. is going　D. went</w:t>
+        <w:t xml:space="preserve">　B  Members do not have to pay for the gym while the pool is closed.</w:t>
       </w:r>
     </w:p>
     <w:p>
@@ -101,13 +170,71 @@
         <w:rPr>
           <w:b w:val="0"/>
           <w:i w:val="0"/>
+          <w:sz w:val="21"/>
         </w:rPr>
-        <w:t>2. I ________ my homework when my mum called me for dinner.</w:t>
+        <w:t xml:space="preserve">　C  The pool will be closed all day on Monday.</w:t>
       </w:r>
     </w:p>
     <w:p>
       <w:pPr>
-        <w:spacing w:after="50" w:before="0"/>
+        <w:spacing w:after="60" w:before="0"/>
+      </w:pPr>
+      <w:r>
+        <w:rPr>
+          <w:b w:val="0"/>
+          <w:i w:val="0"/>
+        </w:rPr>
+      </w:r>
+    </w:p>
+    <w:p>
+      <w:pPr>
+        <w:spacing w:after="20" w:before="0"/>
+      </w:pPr>
+      <w:r>
+        <w:rPr>
+          <w:b/>
+          <w:i w:val="0"/>
+        </w:rPr>
+        <w:t>2.  (Text message)</w:t>
+      </w:r>
+    </w:p>
+    <w:tbl>
+      <w:tblPr>
+        <w:tblStyle w:val="TableGrid"/>
+        <w:tblW w:type="auto" w:w="0"/>
+        <w:tblLook w:firstColumn="1" w:firstRow="1" w:lastColumn="0" w:lastRow="0" w:noHBand="0" w:noVBand="1" w:val="04A0"/>
+      </w:tblPr>
+      <w:tblGrid>
+        <w:gridCol w:w="9638"/>
+      </w:tblGrid>
+      <w:tr>
+        <w:tc>
+          <w:tcPr>
+            <w:tcW w:type="dxa" w:w="9638"/>
+          </w:tcPr>
+          <w:p>
+            <w:pPr>
+              <w:spacing w:after="20"/>
+            </w:pPr>
+            <w:r/>
+            <w:r>
+              <w:rPr>
+                <w:sz w:val="21"/>
+              </w:rPr>
+              <w:t>Hi Ben, Coach says football practice has moved to 5 p.m. because of the rain. Could you pass this on to Jack? I haven't got his number. Ella</w:t>
+            </w:r>
+          </w:p>
+        </w:tc>
+      </w:tr>
+    </w:tbl>
+    <w:p>
+      <w:pPr>
+        <w:spacing w:after="20"/>
+      </w:pPr>
+    </w:p>
+    <w:p>
+      <w:pPr>
+        <w:spacing w:after="0" w:before="0"/>
       </w:pPr>
       <w:r>
         <w:rPr>
@@ -115,7 +242,7 @@
           <w:i w:val="0"/>
           <w:sz w:val="21"/>
         </w:rPr>
-        <w:t xml:space="preserve">　　A. did　B. do　C. was doing　D. have done</w:t>
+        <w:t xml:space="preserve">　A  Ella wants Ben to give Jack some information.</w:t>
       </w:r>
     </w:p>
     <w:p>
@@ -126,21 +253,9 @@
         <w:rPr>
           <w:b w:val="0"/>
           <w:i w:val="0"/>
-        </w:rPr>
-        <w:t>3. This is the ________ film I have ever seen!</w:t>
-      </w:r>
-    </w:p>
-    <w:p>
-      <w:pPr>
-        <w:spacing w:after="50" w:before="0"/>
-      </w:pPr>
-      <w:r>
-        <w:rPr>
-          <w:b w:val="0"/>
-          <w:i w:val="0"/>
           <w:sz w:val="21"/>
         </w:rPr>
-        <w:t xml:space="preserve">　　A. good　B. better　C. best　D. most good</w:t>
+        <w:t xml:space="preserve">　B  Practice has been cancelled because of the weather.</w:t>
       </w:r>
     </w:p>
     <w:p>
@@ -151,13 +266,82 @@
         <w:rPr>
           <w:b w:val="0"/>
           <w:i w:val="0"/>
+          <w:sz w:val="21"/>
         </w:rPr>
-        <w:t>4. We ________ each other since we were five years old.</w:t>
+        <w:t xml:space="preserve">　C  Ben should call Ella before 5 p.m.</w:t>
       </w:r>
     </w:p>
     <w:p>
       <w:pPr>
-        <w:spacing w:after="50" w:before="0"/>
+        <w:spacing w:after="60" w:before="0"/>
+      </w:pPr>
+      <w:r>
+        <w:rPr>
+          <w:b w:val="0"/>
+          <w:i w:val="0"/>
+        </w:rPr>
+      </w:r>
+    </w:p>
+    <w:p>
+      <w:pPr>
+        <w:spacing w:after="20" w:before="0"/>
+      </w:pPr>
+      <w:r>
+        <w:rPr>
+          <w:b/>
+          <w:i w:val="0"/>
+        </w:rPr>
+        <w:t>3.  (Sign on a library door)</w:t>
+      </w:r>
+    </w:p>
+    <w:tbl>
+      <w:tblPr>
+        <w:tblStyle w:val="TableGrid"/>
+        <w:tblW w:type="auto" w:w="0"/>
+        <w:tblLook w:firstColumn="1" w:firstRow="1" w:lastColumn="0" w:lastRow="0" w:noHBand="0" w:noVBand="1" w:val="04A0"/>
+      </w:tblPr>
+      <w:tblGrid>
+        <w:gridCol w:w="9638"/>
+      </w:tblGrid>
+      <w:tr>
+        <w:tc>
+          <w:tcPr>
+            <w:tcW w:type="dxa" w:w="9638"/>
+          </w:tcPr>
+          <w:p>
+            <w:pPr>
+              <w:spacing w:after="20"/>
+            </w:pPr>
+            <w:r/>
+            <w:r>
+              <w:rPr>
+                <w:sz w:val="21"/>
+              </w:rPr>
+              <w:t>Books borrowed before 1 June must be returned by Friday.</w:t>
+            </w:r>
+          </w:p>
+          <w:p>
+            <w:pPr>
+              <w:spacing w:after="20"/>
+            </w:pPr>
+            <w:r>
+              <w:rPr>
+                <w:sz w:val="21"/>
+              </w:rPr>
+              <w:t>After that, a fee of £1 per day will be charged.</w:t>
+            </w:r>
+          </w:p>
+        </w:tc>
+      </w:tr>
+    </w:tbl>
+    <w:p>
+      <w:pPr>
+        <w:spacing w:after="20"/>
+      </w:pPr>
+    </w:p>
+    <w:p>
+      <w:pPr>
+        <w:spacing w:after="0" w:before="0"/>
       </w:pPr>
       <w:r>
         <w:rPr>
@@ -165,7 +349,7 @@
           <w:i w:val="0"/>
           <w:sz w:val="21"/>
         </w:rPr>
-        <w:t xml:space="preserve">　　A. know　B. knew　C. have known　D. are knowing</w:t>
+        <w:t xml:space="preserve">　A  You cannot borrow any books after 1 June.</w:t>
       </w:r>
     </w:p>
     <w:p>
@@ -176,21 +360,9 @@
         <w:rPr>
           <w:b w:val="0"/>
           <w:i w:val="0"/>
-        </w:rPr>
-        <w:t>5. You ________ bring a coat. It might be cold tonight.</w:t>
-      </w:r>
-    </w:p>
-    <w:p>
-      <w:pPr>
-        <w:spacing w:after="50" w:before="0"/>
-      </w:pPr>
-      <w:r>
-        <w:rPr>
-          <w:b w:val="0"/>
-          <w:i w:val="0"/>
           <w:sz w:val="21"/>
         </w:rPr>
-        <w:t xml:space="preserve">　　A. must　B. should　C. can　D. would</w:t>
+        <w:t xml:space="preserve">　B  Students will have to pay if they bring books back late.</w:t>
       </w:r>
     </w:p>
     <w:p>
@@ -201,121 +373,20 @@
         <w:rPr>
           <w:b w:val="0"/>
           <w:i w:val="0"/>
+          <w:sz w:val="21"/>
         </w:rPr>
-        <w:t>6. If it ________ tomorrow, we'll stay at home and watch a film.</w:t>
+        <w:t xml:space="preserve">　C  The library will be closed on Friday.</w:t>
       </w:r>
     </w:p>
     <w:p>
       <w:pPr>
-        <w:spacing w:after="50" w:before="0"/>
-      </w:pPr>
-      <w:r>
-        <w:rPr>
-          <w:b w:val="0"/>
-          <w:i w:val="0"/>
-          <w:sz w:val="21"/>
-        </w:rPr>
-        <w:t xml:space="preserve">　　A. rains　B. will rain　C. rained　D. is raining</w:t>
-      </w:r>
-    </w:p>
-    <w:p>
-      <w:pPr>
-        <w:spacing w:after="0" w:before="0"/>
+        <w:spacing w:after="60" w:before="0"/>
       </w:pPr>
       <w:r>
         <w:rPr>
           <w:b w:val="0"/>
           <w:i w:val="0"/>
         </w:rPr>
-        <w:t>7. The museum ________ in 1952 and is still very popular today.</w:t>
-      </w:r>
-    </w:p>
-    <w:p>
-      <w:pPr>
-        <w:spacing w:after="50" w:before="0"/>
-      </w:pPr>
-      <w:r>
-        <w:rPr>
-          <w:b w:val="0"/>
-          <w:i w:val="0"/>
-          <w:sz w:val="21"/>
-        </w:rPr>
-        <w:t xml:space="preserve">　　A. built　B. was building　C. was built　D. has built</w:t>
-      </w:r>
-    </w:p>
-    <w:p>
-      <w:pPr>
-        <w:spacing w:after="0" w:before="0"/>
-      </w:pPr>
-      <w:r>
-        <w:rPr>
-          <w:b w:val="0"/>
-          <w:i w:val="0"/>
-        </w:rPr>
-        <w:t>8. My brother is really ________ in astronomy. He has three telescopes.</w:t>
-      </w:r>
-    </w:p>
-    <w:p>
-      <w:pPr>
-        <w:spacing w:after="50" w:before="0"/>
-      </w:pPr>
-      <w:r>
-        <w:rPr>
-          <w:b w:val="0"/>
-          <w:i w:val="0"/>
-          <w:sz w:val="21"/>
-        </w:rPr>
-        <w:t xml:space="preserve">　　A. interesting　B. interested　C. interest　D. bored</w:t>
-      </w:r>
-    </w:p>
-    <w:p>
-      <w:pPr>
-        <w:spacing w:after="0" w:before="0"/>
-      </w:pPr>
-      <w:r>
-        <w:rPr>
-          <w:b w:val="0"/>
-          <w:i w:val="0"/>
-        </w:rPr>
-        <w:t>9. I'm looking forward to ________ you in the summer.</w:t>
-      </w:r>
-    </w:p>
-    <w:p>
-      <w:pPr>
-        <w:spacing w:after="50" w:before="0"/>
-      </w:pPr>
-      <w:r>
-        <w:rPr>
-          <w:b w:val="0"/>
-          <w:i w:val="0"/>
-          <w:sz w:val="21"/>
-        </w:rPr>
-        <w:t xml:space="preserve">　　A. see　B. seeing　C. saw　D. be seen</w:t>
-      </w:r>
-    </w:p>
-    <w:p>
-      <w:pPr>
-        <w:spacing w:after="0" w:before="0"/>
-      </w:pPr>
-      <w:r>
-        <w:rPr>
-          <w:b w:val="0"/>
-          <w:i w:val="0"/>
-        </w:rPr>
-        <w:t>10. Could you tell me ________? I need to buy a ticket.</w:t>
-      </w:r>
-    </w:p>
-    <w:p>
-      <w:pPr>
-        <w:spacing w:after="50" w:before="0"/>
-      </w:pPr>
-      <w:r>
-        <w:rPr>
-          <w:b w:val="0"/>
-          <w:i w:val="0"/>
-          <w:sz w:val="21"/>
-        </w:rPr>
-        <w:t xml:space="preserve">　　A. where is the station　B. where the station is　C. where does the station　D. the station is where</w:t>
       </w:r>
     </w:p>
     <w:p>
@@ -331,20 +402,33 @@
           <w:color w:val="1F5F9E"/>
           <w:sz w:val="25"/>
         </w:rPr>
-        <w:t>Part 2  Reading</w:t>
+        <w:t>Part 2</w:t>
       </w:r>
       <w:r>
         <w:rPr>
           <w:color w:val="777777"/>
           <w:sz w:val="19"/>
         </w:rPr>
-        <w:t xml:space="preserve">  Read the text. For 11–15 choose A, B or C. 5 marks · 约 5 分钟</w:t>
+        <w:t xml:space="preserve">  Questions 4–9 · For each question, choose the correct answer. (约 4 分钟)</w:t>
       </w:r>
     </w:p>
     <w:p>
       <w:pPr>
-        <w:spacing w:after="120" w:before="0"/>
-        <w:ind w:left="283"/>
+        <w:spacing w:after="40" w:before="0"/>
+        <w:jc w:val="center"/>
+      </w:pPr>
+      <w:r>
+        <w:rPr>
+          <w:b/>
+          <w:i w:val="0"/>
+        </w:rPr>
+        <w:t>A hobby that became a business</w:t>
+      </w:r>
+    </w:p>
+    <w:p>
+      <w:pPr>
+        <w:spacing w:after="100" w:before="0"/>
+        <w:ind w:left="227"/>
       </w:pPr>
       <w:r>
         <w:rPr>
@@ -352,38 +436,597 @@
           <w:i w:val="0"/>
           <w:sz w:val="21"/>
         </w:rPr>
-        <w:t>Dear Ms Chen,</w:t>
+        <w:t>Thirteen-year-old Mia Roberts has always been (4) ………… on baking. Two years ago she (5) ………… up a small business selling cakes to people in her street. At first only a few neighbours (6) ………… her cakes, but Mia kept trying new ideas. She (7) ………… to make cakes with much less sugar, and now they are so (8) ………… that she sometimes has to say no to new customers.</w:t>
         <w:br/>
-        <w:t>My name is Daniel and I am 13 years old. I am writing to ask about the young reporters' programme at Shenzhen Science Park.</w:t>
-        <w:br/>
-        <w:t>I have always loved writing. Last year I started a school newspaper with two friends, and now more than 200 students read it every month. I mostly write about science and technology because my dream is to become a science journalist. Last month I interviewed a robotics engineer, which was the most exciting thing I have ever done!</w:t>
-        <w:br/>
-        <w:t>I saw on your website that the programme takes place every Saturday from October to December. Unfortunately, I have a piano lesson on Saturday mornings, so I would like to know whether it is possible to join only in the afternoons. I would also like to know if I need to bring my own laptop, as I don't have one at the moment.</w:t>
-        <w:br/>
-        <w:t>Finally, could you tell me how much the programme costs? My parents said they would pay for it if it is not too expensive.</w:t>
-        <w:br/>
-        <w:t>I look forward to hearing from you.</w:t>
-        <w:br/>
-        <w:t>Best wishes,</w:t>
-        <w:br/>
-        <w:t>Daniel</w:t>
+        <w:t>Mia does all the baking at the weekend and her mum helps with the deliveries. "It's hard work, but I love it," she says. Her (9) ………… is to open her own café one day, but first she wants to finish school.</w:t>
+      </w:r>
+    </w:p>
+    <w:tbl>
+      <w:tblPr>
+        <w:tblW w:type="auto" w:w="0"/>
+        <w:tblLook w:firstColumn="1" w:firstRow="1" w:lastColumn="0" w:lastRow="0" w:noHBand="0" w:noVBand="1" w:val="04A0"/>
+      </w:tblPr>
+      <w:tblGrid>
+        <w:gridCol w:w="1928"/>
+        <w:gridCol w:w="1928"/>
+        <w:gridCol w:w="1928"/>
+        <w:gridCol w:w="1928"/>
+        <w:gridCol w:w="1928"/>
+      </w:tblGrid>
+      <w:tr>
+        <w:tc>
+          <w:tcPr>
+            <w:tcW w:type="dxa" w:w="680"/>
+          </w:tcPr>
+          <w:p>
+            <w:pPr>
+              <w:spacing w:after="20"/>
+            </w:pPr>
+            <w:r/>
+            <w:r>
+              <w:rPr>
+                <w:b/>
+                <w:sz w:val="21"/>
+              </w:rPr>
+              <w:t>4</w:t>
+            </w:r>
+          </w:p>
+        </w:tc>
+        <w:tc>
+          <w:tcPr>
+            <w:tcW w:type="dxa" w:w="2154"/>
+          </w:tcPr>
+          <w:p>
+            <w:pPr>
+              <w:spacing w:after="20"/>
+            </w:pPr>
+            <w:r/>
+            <w:r>
+              <w:rPr>
+                <w:sz w:val="21"/>
+              </w:rPr>
+              <w:t>A interested</w:t>
+            </w:r>
+          </w:p>
+        </w:tc>
+        <w:tc>
+          <w:tcPr>
+            <w:tcW w:type="dxa" w:w="2154"/>
+          </w:tcPr>
+          <w:p>
+            <w:pPr>
+              <w:spacing w:after="20"/>
+            </w:pPr>
+            <w:r/>
+            <w:r>
+              <w:rPr>
+                <w:sz w:val="21"/>
+              </w:rPr>
+              <w:t>B keen</w:t>
+            </w:r>
+          </w:p>
+        </w:tc>
+        <w:tc>
+          <w:tcPr>
+            <w:tcW w:type="dxa" w:w="2154"/>
+          </w:tcPr>
+          <w:p>
+            <w:pPr>
+              <w:spacing w:after="20"/>
+            </w:pPr>
+            <w:r/>
+            <w:r>
+              <w:rPr>
+                <w:sz w:val="21"/>
+              </w:rPr>
+              <w:t>C fond</w:t>
+            </w:r>
+          </w:p>
+        </w:tc>
+        <w:tc>
+          <w:tcPr>
+            <w:tcW w:type="dxa" w:w="2154"/>
+          </w:tcPr>
+          <w:p>
+            <w:pPr>
+              <w:spacing w:after="20"/>
+            </w:pPr>
+            <w:r/>
+            <w:r>
+              <w:rPr>
+                <w:sz w:val="21"/>
+              </w:rPr>
+              <w:t>D good</w:t>
+            </w:r>
+          </w:p>
+        </w:tc>
+      </w:tr>
+      <w:tr>
+        <w:tc>
+          <w:tcPr>
+            <w:tcW w:type="dxa" w:w="680"/>
+          </w:tcPr>
+          <w:p>
+            <w:pPr>
+              <w:spacing w:after="20"/>
+            </w:pPr>
+            <w:r/>
+            <w:r>
+              <w:rPr>
+                <w:b/>
+                <w:sz w:val="21"/>
+              </w:rPr>
+              <w:t>5</w:t>
+            </w:r>
+          </w:p>
+        </w:tc>
+        <w:tc>
+          <w:tcPr>
+            <w:tcW w:type="dxa" w:w="2154"/>
+          </w:tcPr>
+          <w:p>
+            <w:pPr>
+              <w:spacing w:after="20"/>
+            </w:pPr>
+            <w:r/>
+            <w:r>
+              <w:rPr>
+                <w:sz w:val="21"/>
+              </w:rPr>
+              <w:t>A set</w:t>
+            </w:r>
+          </w:p>
+        </w:tc>
+        <w:tc>
+          <w:tcPr>
+            <w:tcW w:type="dxa" w:w="2154"/>
+          </w:tcPr>
+          <w:p>
+            <w:pPr>
+              <w:spacing w:after="20"/>
+            </w:pPr>
+            <w:r/>
+            <w:r>
+              <w:rPr>
+                <w:sz w:val="21"/>
+              </w:rPr>
+              <w:t>B put</w:t>
+            </w:r>
+          </w:p>
+        </w:tc>
+        <w:tc>
+          <w:tcPr>
+            <w:tcW w:type="dxa" w:w="2154"/>
+          </w:tcPr>
+          <w:p>
+            <w:pPr>
+              <w:spacing w:after="20"/>
+            </w:pPr>
+            <w:r/>
+            <w:r>
+              <w:rPr>
+                <w:sz w:val="21"/>
+              </w:rPr>
+              <w:t>C made</w:t>
+            </w:r>
+          </w:p>
+        </w:tc>
+        <w:tc>
+          <w:tcPr>
+            <w:tcW w:type="dxa" w:w="2154"/>
+          </w:tcPr>
+          <w:p>
+            <w:pPr>
+              <w:spacing w:after="20"/>
+            </w:pPr>
+            <w:r/>
+            <w:r>
+              <w:rPr>
+                <w:sz w:val="21"/>
+              </w:rPr>
+              <w:t>D took</w:t>
+            </w:r>
+          </w:p>
+        </w:tc>
+      </w:tr>
+      <w:tr>
+        <w:tc>
+          <w:tcPr>
+            <w:tcW w:type="dxa" w:w="680"/>
+          </w:tcPr>
+          <w:p>
+            <w:pPr>
+              <w:spacing w:after="20"/>
+            </w:pPr>
+            <w:r/>
+            <w:r>
+              <w:rPr>
+                <w:b/>
+                <w:sz w:val="21"/>
+              </w:rPr>
+              <w:t>6</w:t>
+            </w:r>
+          </w:p>
+        </w:tc>
+        <w:tc>
+          <w:tcPr>
+            <w:tcW w:type="dxa" w:w="2154"/>
+          </w:tcPr>
+          <w:p>
+            <w:pPr>
+              <w:spacing w:after="20"/>
+            </w:pPr>
+            <w:r/>
+            <w:r>
+              <w:rPr>
+                <w:sz w:val="21"/>
+              </w:rPr>
+              <w:t>A asked</w:t>
+            </w:r>
+          </w:p>
+        </w:tc>
+        <w:tc>
+          <w:tcPr>
+            <w:tcW w:type="dxa" w:w="2154"/>
+          </w:tcPr>
+          <w:p>
+            <w:pPr>
+              <w:spacing w:after="20"/>
+            </w:pPr>
+            <w:r/>
+            <w:r>
+              <w:rPr>
+                <w:sz w:val="21"/>
+              </w:rPr>
+              <w:t>B booked</w:t>
+            </w:r>
+          </w:p>
+        </w:tc>
+        <w:tc>
+          <w:tcPr>
+            <w:tcW w:type="dxa" w:w="2154"/>
+          </w:tcPr>
+          <w:p>
+            <w:pPr>
+              <w:spacing w:after="20"/>
+            </w:pPr>
+            <w:r/>
+            <w:r>
+              <w:rPr>
+                <w:sz w:val="21"/>
+              </w:rPr>
+              <w:t>C ordered</w:t>
+            </w:r>
+          </w:p>
+        </w:tc>
+        <w:tc>
+          <w:tcPr>
+            <w:tcW w:type="dxa" w:w="2154"/>
+          </w:tcPr>
+          <w:p>
+            <w:pPr>
+              <w:spacing w:after="20"/>
+            </w:pPr>
+            <w:r/>
+            <w:r>
+              <w:rPr>
+                <w:sz w:val="21"/>
+              </w:rPr>
+              <w:t>D demanded</w:t>
+            </w:r>
+          </w:p>
+        </w:tc>
+      </w:tr>
+      <w:tr>
+        <w:tc>
+          <w:tcPr>
+            <w:tcW w:type="dxa" w:w="680"/>
+          </w:tcPr>
+          <w:p>
+            <w:pPr>
+              <w:spacing w:after="20"/>
+            </w:pPr>
+            <w:r/>
+            <w:r>
+              <w:rPr>
+                <w:b/>
+                <w:sz w:val="21"/>
+              </w:rPr>
+              <w:t>7</w:t>
+            </w:r>
+          </w:p>
+        </w:tc>
+        <w:tc>
+          <w:tcPr>
+            <w:tcW w:type="dxa" w:w="2154"/>
+          </w:tcPr>
+          <w:p>
+            <w:pPr>
+              <w:spacing w:after="20"/>
+            </w:pPr>
+            <w:r/>
+            <w:r>
+              <w:rPr>
+                <w:sz w:val="21"/>
+              </w:rPr>
+              <w:t>A succeeded</w:t>
+            </w:r>
+          </w:p>
+        </w:tc>
+        <w:tc>
+          <w:tcPr>
+            <w:tcW w:type="dxa" w:w="2154"/>
+          </w:tcPr>
+          <w:p>
+            <w:pPr>
+              <w:spacing w:after="20"/>
+            </w:pPr>
+            <w:r/>
+            <w:r>
+              <w:rPr>
+                <w:sz w:val="21"/>
+              </w:rPr>
+              <w:t>B could</w:t>
+            </w:r>
+          </w:p>
+        </w:tc>
+        <w:tc>
+          <w:tcPr>
+            <w:tcW w:type="dxa" w:w="2154"/>
+          </w:tcPr>
+          <w:p>
+            <w:pPr>
+              <w:spacing w:after="20"/>
+            </w:pPr>
+            <w:r/>
+            <w:r>
+              <w:rPr>
+                <w:sz w:val="21"/>
+              </w:rPr>
+              <w:t>C achieved</w:t>
+            </w:r>
+          </w:p>
+        </w:tc>
+        <w:tc>
+          <w:tcPr>
+            <w:tcW w:type="dxa" w:w="2154"/>
+          </w:tcPr>
+          <w:p>
+            <w:pPr>
+              <w:spacing w:after="20"/>
+            </w:pPr>
+            <w:r/>
+            <w:r>
+              <w:rPr>
+                <w:sz w:val="21"/>
+              </w:rPr>
+              <w:t>D managed</w:t>
+            </w:r>
+          </w:p>
+        </w:tc>
+      </w:tr>
+      <w:tr>
+        <w:tc>
+          <w:tcPr>
+            <w:tcW w:type="dxa" w:w="680"/>
+          </w:tcPr>
+          <w:p>
+            <w:pPr>
+              <w:spacing w:after="20"/>
+            </w:pPr>
+            <w:r/>
+            <w:r>
+              <w:rPr>
+                <w:b/>
+                <w:sz w:val="21"/>
+              </w:rPr>
+              <w:t>8</w:t>
+            </w:r>
+          </w:p>
+        </w:tc>
+        <w:tc>
+          <w:tcPr>
+            <w:tcW w:type="dxa" w:w="2154"/>
+          </w:tcPr>
+          <w:p>
+            <w:pPr>
+              <w:spacing w:after="20"/>
+            </w:pPr>
+            <w:r/>
+            <w:r>
+              <w:rPr>
+                <w:sz w:val="21"/>
+              </w:rPr>
+              <w:t>A famous</w:t>
+            </w:r>
+          </w:p>
+        </w:tc>
+        <w:tc>
+          <w:tcPr>
+            <w:tcW w:type="dxa" w:w="2154"/>
+          </w:tcPr>
+          <w:p>
+            <w:pPr>
+              <w:spacing w:after="20"/>
+            </w:pPr>
+            <w:r/>
+            <w:r>
+              <w:rPr>
+                <w:sz w:val="21"/>
+              </w:rPr>
+              <w:t>B popular</w:t>
+            </w:r>
+          </w:p>
+        </w:tc>
+        <w:tc>
+          <w:tcPr>
+            <w:tcW w:type="dxa" w:w="2154"/>
+          </w:tcPr>
+          <w:p>
+            <w:pPr>
+              <w:spacing w:after="20"/>
+            </w:pPr>
+            <w:r/>
+            <w:r>
+              <w:rPr>
+                <w:sz w:val="21"/>
+              </w:rPr>
+              <w:t>C favourite</w:t>
+            </w:r>
+          </w:p>
+        </w:tc>
+        <w:tc>
+          <w:tcPr>
+            <w:tcW w:type="dxa" w:w="2154"/>
+          </w:tcPr>
+          <w:p>
+            <w:pPr>
+              <w:spacing w:after="20"/>
+            </w:pPr>
+            <w:r/>
+            <w:r>
+              <w:rPr>
+                <w:sz w:val="21"/>
+              </w:rPr>
+              <w:t>D known</w:t>
+            </w:r>
+          </w:p>
+        </w:tc>
+      </w:tr>
+      <w:tr>
+        <w:tc>
+          <w:tcPr>
+            <w:tcW w:type="dxa" w:w="680"/>
+          </w:tcPr>
+          <w:p>
+            <w:pPr>
+              <w:spacing w:after="20"/>
+            </w:pPr>
+            <w:r/>
+            <w:r>
+              <w:rPr>
+                <w:b/>
+                <w:sz w:val="21"/>
+              </w:rPr>
+              <w:t>9</w:t>
+            </w:r>
+          </w:p>
+        </w:tc>
+        <w:tc>
+          <w:tcPr>
+            <w:tcW w:type="dxa" w:w="2154"/>
+          </w:tcPr>
+          <w:p>
+            <w:pPr>
+              <w:spacing w:after="20"/>
+            </w:pPr>
+            <w:r/>
+            <w:r>
+              <w:rPr>
+                <w:sz w:val="21"/>
+              </w:rPr>
+              <w:t>A aim</w:t>
+            </w:r>
+          </w:p>
+        </w:tc>
+        <w:tc>
+          <w:tcPr>
+            <w:tcW w:type="dxa" w:w="2154"/>
+          </w:tcPr>
+          <w:p>
+            <w:pPr>
+              <w:spacing w:after="20"/>
+            </w:pPr>
+            <w:r/>
+            <w:r>
+              <w:rPr>
+                <w:sz w:val="21"/>
+              </w:rPr>
+              <w:t>B idea</w:t>
+            </w:r>
+          </w:p>
+        </w:tc>
+        <w:tc>
+          <w:tcPr>
+            <w:tcW w:type="dxa" w:w="2154"/>
+          </w:tcPr>
+          <w:p>
+            <w:pPr>
+              <w:spacing w:after="20"/>
+            </w:pPr>
+            <w:r/>
+            <w:r>
+              <w:rPr>
+                <w:sz w:val="21"/>
+              </w:rPr>
+              <w:t>C reason</w:t>
+            </w:r>
+          </w:p>
+        </w:tc>
+        <w:tc>
+          <w:tcPr>
+            <w:tcW w:type="dxa" w:w="2154"/>
+          </w:tcPr>
+          <w:p>
+            <w:pPr>
+              <w:spacing w:after="20"/>
+            </w:pPr>
+            <w:r/>
+            <w:r>
+              <w:rPr>
+                <w:sz w:val="21"/>
+              </w:rPr>
+              <w:t>D point</w:t>
+            </w:r>
+          </w:p>
+        </w:tc>
+      </w:tr>
+    </w:tbl>
+    <w:p>
+      <w:pPr>
+        <w:spacing w:after="20"/>
+      </w:pPr>
+    </w:p>
+    <w:p>
+      <w:pPr>
+        <w:spacing w:before="200" w:after="80"/>
+        <w:pBdr>
+          <w:bottom w:val="single" w:sz="6" w:space="1" w:color="1F5F9E"/>
+        </w:pBdr>
+      </w:pPr>
+      <w:r>
+        <w:rPr>
+          <w:b/>
+          <w:color w:val="1F5F9E"/>
+          <w:sz w:val="25"/>
+        </w:rPr>
+        <w:t>Part 3</w:t>
+      </w:r>
+      <w:r>
+        <w:rPr>
+          <w:color w:val="777777"/>
+          <w:sz w:val="19"/>
+        </w:rPr>
+        <w:t xml:space="preserve">  Questions 10–15 · For each question, write the correct answer. Write ONE word for each gap. (约 4 分钟)</w:t>
       </w:r>
     </w:p>
     <w:p>
       <w:pPr>
-        <w:spacing w:after="0" w:before="0"/>
+        <w:spacing w:after="40" w:before="0"/>
       </w:pPr>
       <w:r>
         <w:rPr>
           <w:b w:val="0"/>
-          <w:i w:val="0"/>
+          <w:i/>
+          <w:sz w:val="20"/>
         </w:rPr>
-        <w:t>11. Why is Daniel writing this email?</w:t>
+        <w:t>Example:  0  for</w:t>
       </w:r>
     </w:p>
     <w:p>
       <w:pPr>
-        <w:spacing w:after="50" w:before="0"/>
+        <w:spacing w:after="80" w:before="0"/>
+        <w:ind w:left="227"/>
       </w:pPr>
       <w:r>
         <w:rPr>
@@ -391,107 +1034,33 @@
           <w:i w:val="0"/>
           <w:sz w:val="21"/>
         </w:rPr>
-        <w:t xml:space="preserve">　　A. To apply for a job at the science park.　B. To ask for information about a programme.　C. To invite Ms Chen to read his newspaper.</w:t>
+        <w:t>From: Lucy</w:t>
+        <w:br/>
+        <w:t>To: Sam</w:t>
+        <w:br/>
+        <w:br/>
+        <w:t>Thanks (0) ………… your message! I have (10) ………… living in Manchester for six months now and I really like it. My new school is much bigger (11) ………… my old one, but the teachers are friendly and I have already made some good friends.</w:t>
+        <w:br/>
+        <w:t>Last week I joined a photography club (12) ………… meets every Thursday after school. I (13) ………… never used a real camera before, so it is quite difficult, but the teacher says I am improving.</w:t>
+        <w:br/>
+        <w:t>(14) ………… you are free next month, why don't you come and visit? There is (15) ………… lot to see here, and my parents say you can stay with us.</w:t>
+        <w:br/>
+        <w:br/>
+        <w:t>Write soon,</w:t>
+        <w:br/>
+        <w:t>Lucy</w:t>
       </w:r>
     </w:p>
     <w:p>
       <w:pPr>
-        <w:spacing w:after="0" w:before="0"/>
+        <w:spacing w:after="80" w:before="0"/>
       </w:pPr>
       <w:r>
         <w:rPr>
           <w:b w:val="0"/>
           <w:i w:val="0"/>
         </w:rPr>
-        <w:t>12. What do we learn about Daniel's school newspaper?</w:t>
-      </w:r>
-    </w:p>
-    <w:p>
-      <w:pPr>
-        <w:spacing w:after="50" w:before="0"/>
-      </w:pPr>
-      <w:r>
-        <w:rPr>
-          <w:b w:val="0"/>
-          <w:i w:val="0"/>
-          <w:sz w:val="21"/>
-        </w:rPr>
-        <w:t xml:space="preserve">　　A. He writes it alone.　B. It is read by many students.　C. It is published every week.</w:t>
-      </w:r>
-    </w:p>
-    <w:p>
-      <w:pPr>
-        <w:spacing w:after="0" w:before="0"/>
-      </w:pPr>
-      <w:r>
-        <w:rPr>
-          <w:b w:val="0"/>
-          <w:i w:val="0"/>
-        </w:rPr>
-        <w:t>13. What was "the most exciting thing" Daniel has done?</w:t>
-      </w:r>
-    </w:p>
-    <w:p>
-      <w:pPr>
-        <w:spacing w:after="50" w:before="0"/>
-      </w:pPr>
-      <w:r>
-        <w:rPr>
-          <w:b w:val="0"/>
-          <w:i w:val="0"/>
-          <w:sz w:val="21"/>
-        </w:rPr>
-        <w:t xml:space="preserve">　　A. Starting a newspaper.　B. Talking to an engineer.　C. Visiting the science park.</w:t>
-      </w:r>
-    </w:p>
-    <w:p>
-      <w:pPr>
-        <w:spacing w:after="0" w:before="0"/>
-      </w:pPr>
-      <w:r>
-        <w:rPr>
-          <w:b w:val="0"/>
-          <w:i w:val="0"/>
-        </w:rPr>
-        <w:t>14. What is Daniel's problem with the programme?</w:t>
-      </w:r>
-    </w:p>
-    <w:p>
-      <w:pPr>
-        <w:spacing w:after="50" w:before="0"/>
-      </w:pPr>
-      <w:r>
-        <w:rPr>
-          <w:b w:val="0"/>
-          <w:i w:val="0"/>
-          <w:sz w:val="21"/>
-        </w:rPr>
-        <w:t xml:space="preserve">　　A. He is busy on Saturday mornings.　B. It is too far from his home.　C. It finishes too late in December.</w:t>
-      </w:r>
-    </w:p>
-    <w:p>
-      <w:pPr>
-        <w:spacing w:after="0" w:before="0"/>
-      </w:pPr>
-      <w:r>
-        <w:rPr>
-          <w:b w:val="0"/>
-          <w:i w:val="0"/>
-        </w:rPr>
-        <w:t>15. What will Daniel's parents do?</w:t>
-      </w:r>
-    </w:p>
-    <w:p>
-      <w:pPr>
-        <w:spacing w:after="50" w:before="0"/>
-      </w:pPr>
-      <w:r>
-        <w:rPr>
-          <w:b w:val="0"/>
-          <w:i w:val="0"/>
-          <w:sz w:val="21"/>
-        </w:rPr>
-        <w:t xml:space="preserve">　　A. Buy him a laptop.　B. Pay if the price is reasonable.　C. Talk to Ms Chen.</w:t>
+        <w:t>10 ________　11 ________　12 ________　13 ________　14 ________　15 ________</w:t>
       </w:r>
     </w:p>
     <w:p>
@@ -507,50 +1076,14 @@
           <w:color w:val="1F5F9E"/>
           <w:sz w:val="25"/>
         </w:rPr>
-        <w:t>Part 3  Open Cloze</w:t>
+        <w:t>Part 4  Writing</w:t>
       </w:r>
       <w:r>
         <w:rPr>
           <w:color w:val="777777"/>
           <w:sz w:val="19"/>
         </w:rPr>
-        <w:t xml:space="preserve">  Write ONE word in each gap. 6 marks · 约 3 分钟</w:t>
-      </w:r>
-    </w:p>
-    <w:p>
-      <w:pPr>
-        <w:spacing w:after="120" w:before="0"/>
-      </w:pPr>
-      <w:r>
-        <w:rPr>
-          <w:b w:val="0"/>
-          <w:i w:val="0"/>
-          <w:sz w:val="21"/>
-        </w:rPr>
-        <w:t>Last weekend my family went hiking in Wutong Mountain. We left home early (16) ________ the morning because we wanted to reach the top before it got too hot. It (17) ________ about three hours to climb to the top. My little sister was tired, (18) ________ she didn't give up. When we finally arrived, the view was (19) ________ beautiful that nobody said a word for a minute. We took (20) ________ lot of photos and had a picnic. I think it was one of (21) ________ best days of the year.</w:t>
-      </w:r>
-    </w:p>
-    <w:p>
-      <w:pPr>
-        <w:spacing w:before="200" w:after="80"/>
-        <w:pBdr>
-          <w:bottom w:val="single" w:sz="6" w:space="1" w:color="1F5F9E"/>
-        </w:pBdr>
-      </w:pPr>
-      <w:r>
-        <w:rPr>
-          <w:b/>
-          <w:color w:val="1F5F9E"/>
-          <w:sz w:val="25"/>
-        </w:rPr>
-        <w:t>Part 4  Sentence Transformation</w:t>
-      </w:r>
-      <w:r>
-        <w:rPr>
-          <w:color w:val="777777"/>
-          <w:sz w:val="19"/>
-        </w:rPr>
-        <w:t xml:space="preserve">  Complete the second sentence so it means the same as the first. Use no more than THREE words. 5 marks · 约 3 分钟</w:t>
+        <w:t xml:space="preserve">  Question 16 · 约 8 分钟</w:t>
       </w:r>
     </w:p>
     <w:p>
@@ -562,148 +1095,309 @@
           <w:b w:val="0"/>
           <w:i w:val="0"/>
         </w:rPr>
-        <w:t>22. The film was so boring that I fell asleep.</w:t>
-        <w:br/>
-        <w:t xml:space="preserve">　It was ________________ boring film that I fell asleep.</w:t>
+        <w:t>Read this email from your English friend Alex and the notes you have made.</w:t>
+      </w:r>
+    </w:p>
+    <w:tbl>
+      <w:tblPr>
+        <w:tblStyle w:val="TableGrid"/>
+        <w:tblW w:type="auto" w:w="0"/>
+        <w:tblLook w:firstColumn="1" w:firstRow="1" w:lastColumn="0" w:lastRow="0" w:noHBand="0" w:noVBand="1" w:val="04A0"/>
+      </w:tblPr>
+      <w:tblGrid>
+        <w:gridCol w:w="4819"/>
+        <w:gridCol w:w="4819"/>
+      </w:tblGrid>
+      <w:tr>
+        <w:tc>
+          <w:tcPr>
+            <w:tcW w:type="dxa" w:w="6236"/>
+          </w:tcPr>
+          <w:p>
+            <w:pPr>
+              <w:spacing w:after="20"/>
+            </w:pPr>
+            <w:r/>
+            <w:r>
+              <w:rPr>
+                <w:b/>
+                <w:sz w:val="21"/>
+              </w:rPr>
+              <w:t>From: Alex</w:t>
+            </w:r>
+          </w:p>
+          <w:p>
+            <w:pPr>
+              <w:spacing w:after="20"/>
+            </w:pPr>
+            <w:r>
+              <w:rPr>
+                <w:b/>
+                <w:sz w:val="21"/>
+              </w:rPr>
+              <w:t>Subject: Visiting your city!</w:t>
+            </w:r>
+          </w:p>
+          <w:p>
+            <w:pPr>
+              <w:spacing w:after="20"/>
+            </w:pPr>
+            <w:r>
+              <w:rPr>
+                <w:sz w:val="21"/>
+              </w:rPr>
+            </w:r>
+          </w:p>
+          <w:p>
+            <w:pPr>
+              <w:spacing w:after="20"/>
+            </w:pPr>
+            <w:r>
+              <w:rPr>
+                <w:sz w:val="21"/>
+              </w:rPr>
+              <w:t>Hi!</w:t>
+            </w:r>
+          </w:p>
+          <w:p>
+            <w:pPr>
+              <w:spacing w:after="20"/>
+            </w:pPr>
+            <w:r>
+              <w:rPr>
+                <w:sz w:val="21"/>
+              </w:rPr>
+              <w:t>My family and I are coming to your city for a holiday next month – I can't wait!</w:t>
+            </w:r>
+          </w:p>
+          <w:p>
+            <w:pPr>
+              <w:spacing w:after="20"/>
+            </w:pPr>
+            <w:r>
+              <w:rPr>
+                <w:sz w:val="21"/>
+              </w:rPr>
+              <w:t>What is the most interesting place for us to visit?</w:t>
+            </w:r>
+          </w:p>
+          <w:p>
+            <w:pPr>
+              <w:spacing w:after="20"/>
+            </w:pPr>
+            <w:r>
+              <w:rPr>
+                <w:sz w:val="21"/>
+              </w:rPr>
+              <w:t>I'd also love to try some local food. What should I eat?</w:t>
+            </w:r>
+          </w:p>
+          <w:p>
+            <w:pPr>
+              <w:spacing w:after="20"/>
+            </w:pPr>
+            <w:r>
+              <w:rPr>
+                <w:sz w:val="21"/>
+              </w:rPr>
+              <w:t>And what will the weather be like, so I know what to pack?</w:t>
+            </w:r>
+          </w:p>
+          <w:p>
+            <w:pPr>
+              <w:spacing w:after="20"/>
+            </w:pPr>
+            <w:r>
+              <w:rPr>
+                <w:sz w:val="21"/>
+              </w:rPr>
+              <w:t>See you soon!</w:t>
+            </w:r>
+          </w:p>
+          <w:p>
+            <w:pPr>
+              <w:spacing w:after="20"/>
+            </w:pPr>
+            <w:r>
+              <w:rPr>
+                <w:sz w:val="21"/>
+              </w:rPr>
+              <w:t>Alex</w:t>
+            </w:r>
+          </w:p>
+        </w:tc>
+        <w:tc>
+          <w:tcPr>
+            <w:tcW w:type="dxa" w:w="3402"/>
+          </w:tcPr>
+          <w:p>
+            <w:pPr>
+              <w:spacing w:after="20"/>
+            </w:pPr>
+            <w:r/>
+            <w:r>
+              <w:rPr>
+                <w:i/>
+                <w:color w:val="C0392B"/>
+                <w:sz w:val="21"/>
+              </w:rPr>
+            </w:r>
+          </w:p>
+          <w:p>
+            <w:pPr>
+              <w:spacing w:after="20"/>
+            </w:pPr>
+            <w:r>
+              <w:rPr>
+                <w:i/>
+                <w:color w:val="C0392B"/>
+                <w:sz w:val="21"/>
+              </w:rPr>
+            </w:r>
+          </w:p>
+          <w:p>
+            <w:pPr>
+              <w:spacing w:after="20"/>
+            </w:pPr>
+            <w:r>
+              <w:rPr>
+                <w:i/>
+                <w:color w:val="C0392B"/>
+                <w:sz w:val="21"/>
+              </w:rPr>
+            </w:r>
+          </w:p>
+          <w:p>
+            <w:pPr>
+              <w:spacing w:after="20"/>
+            </w:pPr>
+            <w:r>
+              <w:rPr>
+                <w:i/>
+                <w:color w:val="C0392B"/>
+                <w:sz w:val="21"/>
+              </w:rPr>
+            </w:r>
+          </w:p>
+          <w:p>
+            <w:pPr>
+              <w:spacing w:after="20"/>
+            </w:pPr>
+            <w:r>
+              <w:rPr>
+                <w:i/>
+                <w:color w:val="C0392B"/>
+                <w:sz w:val="21"/>
+              </w:rPr>
+              <w:t>Great!</w:t>
+            </w:r>
+          </w:p>
+          <w:p>
+            <w:pPr>
+              <w:spacing w:after="20"/>
+            </w:pPr>
+            <w:r>
+              <w:rPr>
+                <w:i/>
+                <w:color w:val="C0392B"/>
+                <w:sz w:val="21"/>
+              </w:rPr>
+            </w:r>
+          </w:p>
+          <w:p>
+            <w:pPr>
+              <w:spacing w:after="20"/>
+            </w:pPr>
+            <w:r>
+              <w:rPr>
+                <w:i/>
+                <w:color w:val="C0392B"/>
+                <w:sz w:val="21"/>
+              </w:rPr>
+              <w:t>Suggest…</w:t>
+            </w:r>
+          </w:p>
+          <w:p>
+            <w:pPr>
+              <w:spacing w:after="20"/>
+            </w:pPr>
+            <w:r>
+              <w:rPr>
+                <w:i/>
+                <w:color w:val="C0392B"/>
+                <w:sz w:val="21"/>
+              </w:rPr>
+            </w:r>
+          </w:p>
+          <w:p>
+            <w:pPr>
+              <w:spacing w:after="20"/>
+            </w:pPr>
+            <w:r>
+              <w:rPr>
+                <w:i/>
+                <w:color w:val="C0392B"/>
+                <w:sz w:val="21"/>
+              </w:rPr>
+              <w:t>Recommend… and say why</w:t>
+            </w:r>
+          </w:p>
+          <w:p>
+            <w:pPr>
+              <w:spacing w:after="20"/>
+            </w:pPr>
+            <w:r>
+              <w:rPr>
+                <w:i/>
+                <w:color w:val="C0392B"/>
+                <w:sz w:val="21"/>
+              </w:rPr>
+            </w:r>
+          </w:p>
+          <w:p>
+            <w:pPr>
+              <w:spacing w:after="20"/>
+            </w:pPr>
+            <w:r>
+              <w:rPr>
+                <w:i/>
+                <w:color w:val="C0392B"/>
+                <w:sz w:val="21"/>
+              </w:rPr>
+              <w:t>Tell Alex</w:t>
+            </w:r>
+          </w:p>
+        </w:tc>
+      </w:tr>
+    </w:tbl>
+    <w:p>
+      <w:pPr>
+        <w:spacing w:after="20"/>
+      </w:pPr>
+    </w:p>
+    <w:p>
+      <w:pPr>
+        <w:spacing w:after="80" w:before="0"/>
+      </w:pPr>
+      <w:r>
+        <w:rPr>
+          <w:b/>
+          <w:i w:val="0"/>
+        </w:rPr>
+        <w:t>Write your email to Alex using ALL the notes. Write 60–80 words.</w:t>
       </w:r>
     </w:p>
     <w:p>
       <w:pPr>
-        <w:spacing w:after="60" w:before="0"/>
+        <w:spacing w:after="80" w:before="0"/>
       </w:pPr>
       <w:r>
         <w:rPr>
           <w:b w:val="0"/>
           <w:i w:val="0"/>
+          <w:color w:val="999999"/>
         </w:rPr>
-        <w:t>23. Tom is taller than all the other boys in his class.</w:t>
-        <w:br/>
-        <w:t xml:space="preserve">　Tom is ________________ boy in his class.</w:t>
-      </w:r>
-    </w:p>
-    <w:p>
-      <w:pPr>
-        <w:spacing w:after="60" w:before="0"/>
-      </w:pPr>
-      <w:r>
-        <w:rPr>
-          <w:b w:val="0"/>
-          <w:i w:val="0"/>
-        </w:rPr>
-        <w:t>24. "Do you like your new school?" my aunt asked me.</w:t>
-        <w:br/>
-        <w:t xml:space="preserve">　My aunt asked me ________________ liked my new school.</w:t>
-      </w:r>
-    </w:p>
-    <w:p>
-      <w:pPr>
-        <w:spacing w:after="60" w:before="0"/>
-      </w:pPr>
-      <w:r>
-        <w:rPr>
-          <w:b w:val="0"/>
-          <w:i w:val="0"/>
-        </w:rPr>
-        <w:t>25. I last saw Anna two years ago.</w:t>
-        <w:br/>
-        <w:t xml:space="preserve">　I ________________ Anna for two years.</w:t>
-      </w:r>
-    </w:p>
-    <w:p>
-      <w:pPr>
-        <w:spacing w:after="60" w:before="0"/>
-      </w:pPr>
-      <w:r>
-        <w:rPr>
-          <w:b w:val="0"/>
-          <w:i w:val="0"/>
-        </w:rPr>
-        <w:t>26. Someone cleans the classroom every day.</w:t>
-        <w:br/>
-        <w:t xml:space="preserve">　The classroom ________________ every day.</w:t>
-      </w:r>
-    </w:p>
-    <w:p>
-      <w:pPr>
-        <w:spacing w:before="200" w:after="80"/>
-        <w:pBdr>
-          <w:bottom w:val="single" w:sz="6" w:space="1" w:color="1F5F9E"/>
-        </w:pBdr>
-      </w:pPr>
-      <w:r>
-        <w:rPr>
-          <w:b/>
-          <w:color w:val="1F5F9E"/>
-          <w:sz w:val="25"/>
-        </w:rPr>
-        <w:t>Part 5  Writing</w:t>
-      </w:r>
-      <w:r>
-        <w:rPr>
-          <w:color w:val="777777"/>
-          <w:sz w:val="19"/>
-        </w:rPr>
-        <w:t xml:space="preserve">  Write 60–80 words. 14 marks · 约 6 分钟</w:t>
-      </w:r>
-    </w:p>
-    <w:p>
-      <w:pPr>
-        <w:spacing w:after="20" w:before="0"/>
-      </w:pPr>
-      <w:r>
-        <w:rPr>
-          <w:b w:val="0"/>
-          <w:i w:val="0"/>
-        </w:rPr>
-        <w:t>You want to join a new club at school. Write an email to your English teacher, Mr Green. In your email:</w:t>
-      </w:r>
-    </w:p>
-    <w:p>
-      <w:pPr>
-        <w:spacing w:after="20" w:before="0"/>
-      </w:pPr>
-      <w:r>
-        <w:rPr>
-          <w:b w:val="0"/>
-          <w:i w:val="0"/>
-        </w:rPr>
-        <w:t xml:space="preserve">　• say which club you want to join and why</w:t>
-      </w:r>
-    </w:p>
-    <w:p>
-      <w:pPr>
-        <w:spacing w:after="20" w:before="0"/>
-      </w:pPr>
-      <w:r>
-        <w:rPr>
-          <w:b w:val="0"/>
-          <w:i w:val="0"/>
-        </w:rPr>
-        <w:t xml:space="preserve">　• describe one thing you are good at that will help in the club</w:t>
-      </w:r>
-    </w:p>
-    <w:p>
-      <w:pPr>
-        <w:spacing w:after="20" w:before="0"/>
-      </w:pPr>
-      <w:r>
-        <w:rPr>
-          <w:b w:val="0"/>
-          <w:i w:val="0"/>
-        </w:rPr>
-        <w:t xml:space="preserve">　• ask a question about the club (time / place / cost…)</w:t>
-      </w:r>
-    </w:p>
-    <w:p>
-      <w:pPr>
-        <w:spacing w:after="40" w:before="0"/>
-      </w:pPr>
-      <w:r>
-        <w:rPr>
-          <w:b w:val="0"/>
-          <w:i/>
-        </w:rPr>
-        <w:t>Begin: Dear Mr Green,</w:t>
+        <w:t>________________________________________________________________________________________________</w:t>
       </w:r>
     </w:p>
     <w:p>
@@ -813,7 +1507,7 @@
           <w:color w:val="1F5F9E"/>
           <w:sz w:val="30"/>
         </w:rPr>
-        <w:t>教师用 · 答案与分班参考</w:t>
+        <w:t>教师用 · 答案 · 评分 · 分班参考</w:t>
       </w:r>
     </w:p>
     <w:p>
@@ -825,9 +1519,9 @@
           <w:b w:val="0"/>
           <w:i w:val="0"/>
           <w:color w:val="555555"/>
-          <w:sz w:val="21"/>
+          <w:sz w:val="19"/>
         </w:rPr>
-        <w:t>本卷满分 40 分。Part 1–4 客观题 26 分，Part 5 写作 14 分。建议先批客观题，再按量表给写作打分，最后对照分班表。</w:t>
+        <w:t>题型来源：Part 1 = B1 Preliminary Reading Part 1（短文本三选一）；Part 2 = B1 Preliminary Reading Part 5（四选一选词填空，主考词汇搭配）；Part 3 = B1 Preliminary Reading Part 6 / A2 Key Part 5（开放式填空，主考语法）；Part 4 = B1 Preliminary Writing Part 1（看邮件+笔记回信，真题 100 词，本卷因限时缩至 60–80 词）。所有考查词汇均在剑桥官方 B1 Preliminary Vocabulary List 内。</w:t>
       </w:r>
     </w:p>
     <w:p>
@@ -848,18 +1542,6 @@
     </w:p>
     <w:p>
       <w:pPr>
-        <w:spacing w:after="20" w:before="0"/>
-      </w:pPr>
-      <w:r>
-        <w:rPr>
-          <w:b/>
-          <w:i w:val="0"/>
-        </w:rPr>
-        <w:t>Part 1（每题 1 分）</w:t>
-      </w:r>
-    </w:p>
-    <w:p>
-      <w:pPr>
         <w:spacing w:after="40" w:before="0"/>
       </w:pPr>
       <w:r>
@@ -867,12 +1549,24 @@
           <w:b w:val="0"/>
           <w:i w:val="0"/>
         </w:rPr>
-        <w:t>1 B　2 C　3 C　4 C　5 B　6 A　7 C　8 B　9 B　10 B</w:t>
+        <w:t>Part 1（每题 1 分）  1 B　2 A　3 B</w:t>
       </w:r>
     </w:p>
     <w:p>
       <w:pPr>
-        <w:spacing w:after="100" w:before="0"/>
+        <w:spacing w:after="20" w:before="0"/>
+      </w:pPr>
+      <w:r>
+        <w:rPr>
+          <w:b w:val="0"/>
+          <w:i w:val="0"/>
+        </w:rPr>
+        <w:t>Part 2（每题 1 分）  4 B keen (on)　5 A set (up)　6 C ordered　7 D managed (to)　8 B popular　9 A aim</w:t>
+      </w:r>
+    </w:p>
+    <w:p>
+      <w:pPr>
+        <w:spacing w:after="80" w:before="0"/>
       </w:pPr>
       <w:r>
         <w:rPr>
@@ -881,7 +1575,7 @@
           <w:color w:val="555555"/>
           <w:sz w:val="19"/>
         </w:rPr>
-        <w:t>考点：1 一般现在时三单 ｜2 过去进行时 ｜3 最高级 ｜4 现在完成时 since ｜5 情态动词 should ｜6 if 条件句时态 ｜7 一般过去时被动 ｜8 -ed/-ing 形容词 ｜9 look forward to + -ing ｜10 宾语从句语序</w:t>
+        <w:t>考点：4 形容词+介词搭配（interested in / fond of / good at 均不接 on）｜5 短语动词 set up｜6 order 与 cakes 的动宾搭配（book 用于票/房间，demand 语气不符）｜7 manage to do（succeed in doing / could 后无 to / achieve+名词）｜8 so popular that…（famous/known 需 for；favourite 前须有限定词）｜9 aim = ambition，四选一常考近义辨析</w:t>
       </w:r>
     </w:p>
     <w:p>
@@ -890,82 +1584,47 @@
       </w:pPr>
       <w:r>
         <w:rPr>
-          <w:b/>
+          <w:b w:val="0"/>
           <w:i w:val="0"/>
         </w:rPr>
-        <w:t>Part 2（每题 1 分）</w:t>
+        <w:t>Part 3（每题 1 分，拼写正确才得分）  10 been　11 than　12 which / that　13 have / had　14 If　15 a</w:t>
       </w:r>
     </w:p>
     <w:p>
       <w:pPr>
-        <w:spacing w:after="100" w:before="0"/>
+        <w:spacing w:after="120" w:before="0"/>
       </w:pPr>
       <w:r>
         <w:rPr>
           <w:b w:val="0"/>
           <w:i w:val="0"/>
+          <w:color w:val="555555"/>
+          <w:sz w:val="19"/>
         </w:rPr>
-        <w:t>11 B　12 B　13 B　14 A　15 B</w:t>
+        <w:t>考点与难度：15 a（A2）→ 11 than（A2）→ 14 If（A2+）→ 10 been 现在完成进行（B1）→ 12 关系代词（B1，Keynote 2 Unit 3）→ 13 have/had never used 完成时（B1，Keynote 2 Unit 11）</w:t>
       </w:r>
     </w:p>
     <w:p>
       <w:pPr>
-        <w:spacing w:after="20" w:before="0"/>
+        <w:spacing w:before="200" w:after="80"/>
+        <w:pBdr>
+          <w:bottom w:val="single" w:sz="6" w:space="1" w:color="1F5F9E"/>
+        </w:pBdr>
       </w:pPr>
       <w:r>
         <w:rPr>
           <w:b/>
-          <w:i w:val="0"/>
+          <w:color w:val="1F5F9E"/>
+          <w:sz w:val="25"/>
         </w:rPr>
-        <w:t>Part 3（每题 1 分，拼写须正确）</w:t>
+        <w:t>二、Part 4 写作评分（20 分）</w:t>
       </w:r>
-    </w:p>
-    <w:p>
-      <w:pPr>
-        <w:spacing w:after="100" w:before="0"/>
-      </w:pPr>
       <w:r>
         <w:rPr>
-          <w:b w:val="0"/>
-          <w:i w:val="0"/>
+          <w:color w:val="777777"/>
+          <w:sz w:val="19"/>
         </w:rPr>
-        <w:t>16 in　17 took　18 but　19 so　20 a　21 the</w:t>
-      </w:r>
-    </w:p>
-    <w:p>
-      <w:pPr>
-        <w:spacing w:after="20" w:before="0"/>
-      </w:pPr>
-      <w:r>
-        <w:rPr>
-          <w:b/>
-          <w:i w:val="0"/>
-        </w:rPr>
-        <w:t>Part 4（每题 1 分，须完全正确）</w:t>
-      </w:r>
-    </w:p>
-    <w:p>
-      <w:pPr>
-        <w:spacing w:after="100" w:before="0"/>
-      </w:pPr>
-      <w:r>
-        <w:rPr>
-          <w:b w:val="0"/>
-          <w:i w:val="0"/>
-        </w:rPr>
-        <w:t>22 such a　23 the tallest　24 if / whether I　25 haven't seen　26 is cleaned</w:t>
-      </w:r>
-    </w:p>
-    <w:p>
-      <w:pPr>
-        <w:spacing w:after="40" w:before="0"/>
-      </w:pPr>
-      <w:r>
-        <w:rPr>
-          <w:b/>
-          <w:i w:val="0"/>
-        </w:rPr>
-        <w:t>Part 5 写作量表（14 分）</w:t>
+        <w:t xml:space="preserve">  按剑桥官方四个分项各 0–5 分</w:t>
       </w:r>
     </w:p>
     <w:tbl>
@@ -975,85 +1634,85 @@
         <w:tblLook w:firstColumn="1" w:firstRow="1" w:lastColumn="0" w:lastRow="0" w:noHBand="0" w:noVBand="1" w:val="04A0"/>
       </w:tblPr>
       <w:tblGrid>
-        <w:gridCol w:w="1928"/>
-        <w:gridCol w:w="1928"/>
-        <w:gridCol w:w="1928"/>
-        <w:gridCol w:w="1928"/>
-        <w:gridCol w:w="1928"/>
+        <w:gridCol w:w="2409"/>
+        <w:gridCol w:w="2409"/>
+        <w:gridCol w:w="2409"/>
+        <w:gridCol w:w="2409"/>
       </w:tblGrid>
       <w:tr>
         <w:tc>
           <w:tcPr>
             <w:tcW w:type="dxa" w:w="1814"/>
+            <w:shd w:val="clear" w:color="auto" w:fill="DCE6F1"/>
           </w:tcPr>
           <w:p>
+            <w:pPr>
+              <w:spacing w:after="0"/>
+            </w:pPr>
             <w:r/>
             <w:r>
               <w:rPr>
                 <w:b/>
                 <w:sz w:val="18"/>
               </w:rPr>
-              <w:t>维度</w:t>
+              <w:t>分项</w:t>
             </w:r>
           </w:p>
         </w:tc>
         <w:tc>
           <w:tcPr>
-            <w:tcW w:type="dxa" w:w="737"/>
+            <w:tcW w:type="dxa" w:w="3061"/>
+            <w:shd w:val="clear" w:color="auto" w:fill="DCE6F1"/>
           </w:tcPr>
           <w:p>
+            <w:pPr>
+              <w:spacing w:after="0"/>
+            </w:pPr>
             <w:r/>
             <w:r>
               <w:rPr>
                 <w:b/>
                 <w:sz w:val="18"/>
               </w:rPr>
-              <w:t>满分</w:t>
+              <w:t>5 分（B1 达标）</w:t>
             </w:r>
           </w:p>
         </w:tc>
         <w:tc>
           <w:tcPr>
             <w:tcW w:type="dxa" w:w="2608"/>
+            <w:shd w:val="clear" w:color="auto" w:fill="DCE6F1"/>
           </w:tcPr>
           <w:p>
+            <w:pPr>
+              <w:spacing w:after="0"/>
+            </w:pPr>
             <w:r/>
             <w:r>
               <w:rPr>
                 <w:b/>
                 <w:sz w:val="18"/>
               </w:rPr>
-              <w:t>4 分档 (B1)</w:t>
+              <w:t>3 分（A2+ 边缘）</w:t>
             </w:r>
           </w:p>
         </w:tc>
         <w:tc>
           <w:tcPr>
-            <w:tcW w:type="dxa" w:w="2438"/>
+            <w:tcW w:type="dxa" w:w="2041"/>
+            <w:shd w:val="clear" w:color="auto" w:fill="DCE6F1"/>
           </w:tcPr>
           <w:p>
+            <w:pPr>
+              <w:spacing w:after="0"/>
+            </w:pPr>
             <w:r/>
             <w:r>
               <w:rPr>
                 <w:b/>
                 <w:sz w:val="18"/>
               </w:rPr>
-              <w:t>2 分档 (A2)</w:t>
-            </w:r>
-          </w:p>
-        </w:tc>
-        <w:tc>
-          <w:tcPr>
-            <w:tcW w:type="dxa" w:w="1928"/>
-          </w:tcPr>
-          <w:p>
-            <w:r/>
-            <w:r>
-              <w:rPr>
-                <w:b/>
-                <w:sz w:val="18"/>
-              </w:rPr>
-              <w:t>0–1 分</w:t>
+              <w:t>1 分</w:t>
             </w:r>
           </w:p>
         </w:tc>
@@ -1064,26 +1723,32 @@
             <w:tcW w:type="dxa" w:w="1814"/>
           </w:tcPr>
           <w:p>
+            <w:pPr>
+              <w:spacing w:after="0"/>
+            </w:pPr>
             <w:r/>
             <w:r>
               <w:rPr>
                 <w:sz w:val="18"/>
               </w:rPr>
-              <w:t>内容 Content</w:t>
+              <w:t>Content 内容</w:t>
             </w:r>
           </w:p>
         </w:tc>
         <w:tc>
           <w:tcPr>
-            <w:tcW w:type="dxa" w:w="737"/>
+            <w:tcW w:type="dxa" w:w="3061"/>
           </w:tcPr>
           <w:p>
+            <w:pPr>
+              <w:spacing w:after="0"/>
+            </w:pPr>
             <w:r/>
             <w:r>
               <w:rPr>
                 <w:sz w:val="18"/>
               </w:rPr>
-              <w:t>4</w:t>
+              <w:t>四条笔记全部回应，信息具体（地点+理由、食物+理由、天气+带什么）</w:t>
             </w:r>
           </w:p>
         </w:tc>
@@ -1092,40 +1757,32 @@
             <w:tcW w:type="dxa" w:w="2608"/>
           </w:tcPr>
           <w:p>
+            <w:pPr>
+              <w:spacing w:after="0"/>
+            </w:pPr>
             <w:r/>
             <w:r>
               <w:rPr>
                 <w:sz w:val="18"/>
               </w:rPr>
-              <w:t>三个要点齐全，理由与问题具体</w:t>
+              <w:t>三条完成，或四条但有的只有一两个词</w:t>
             </w:r>
           </w:p>
         </w:tc>
         <w:tc>
           <w:tcPr>
-            <w:tcW w:type="dxa" w:w="2438"/>
+            <w:tcW w:type="dxa" w:w="2041"/>
           </w:tcPr>
           <w:p>
+            <w:pPr>
+              <w:spacing w:after="0"/>
+            </w:pPr>
             <w:r/>
             <w:r>
               <w:rPr>
                 <w:sz w:val="18"/>
               </w:rPr>
-              <w:t>两点完成或三点均笼统</w:t>
-            </w:r>
-          </w:p>
-        </w:tc>
-        <w:tc>
-          <w:tcPr>
-            <w:tcW w:type="dxa" w:w="1928"/>
-          </w:tcPr>
-          <w:p>
-            <w:r/>
-            <w:r>
-              <w:rPr>
-                <w:sz w:val="18"/>
-              </w:rPr>
-              <w:t>只有一点或偏题</w:t>
+              <w:t>只回应一两条，或跑题</w:t>
             </w:r>
           </w:p>
         </w:tc>
@@ -1136,26 +1793,32 @@
             <w:tcW w:type="dxa" w:w="1814"/>
           </w:tcPr>
           <w:p>
+            <w:pPr>
+              <w:spacing w:after="0"/>
+            </w:pPr>
             <w:r/>
             <w:r>
               <w:rPr>
                 <w:sz w:val="18"/>
               </w:rPr>
-              <w:t>组织 Organisation</w:t>
+              <w:t>Communicative Achievement 交际达成</w:t>
             </w:r>
           </w:p>
         </w:tc>
         <w:tc>
           <w:tcPr>
-            <w:tcW w:type="dxa" w:w="737"/>
+            <w:tcW w:type="dxa" w:w="3061"/>
           </w:tcPr>
           <w:p>
+            <w:pPr>
+              <w:spacing w:after="0"/>
+            </w:pPr>
             <w:r/>
             <w:r>
               <w:rPr>
                 <w:sz w:val="18"/>
               </w:rPr>
-              <w:t>3</w:t>
+              <w:t>语气自然像朋友回信，有开头问候和结尾，读者不需要再追问</w:t>
             </w:r>
           </w:p>
         </w:tc>
@@ -1164,40 +1827,32 @@
             <w:tcW w:type="dxa" w:w="2608"/>
           </w:tcPr>
           <w:p>
+            <w:pPr>
+              <w:spacing w:after="0"/>
+            </w:pPr>
             <w:r/>
             <w:r>
               <w:rPr>
                 <w:sz w:val="18"/>
               </w:rPr>
-              <w:t>有称呼、结尾，句子用 because / so / but / also 连接</w:t>
+              <w:t>格式基本对，但有的地方像写作文而非回信</w:t>
             </w:r>
           </w:p>
         </w:tc>
         <w:tc>
           <w:tcPr>
-            <w:tcW w:type="dxa" w:w="2438"/>
+            <w:tcW w:type="dxa" w:w="2041"/>
           </w:tcPr>
           <w:p>
+            <w:pPr>
+              <w:spacing w:after="0"/>
+            </w:pPr>
             <w:r/>
             <w:r>
               <w:rPr>
                 <w:sz w:val="18"/>
               </w:rPr>
-              <w:t>有基本格式，连接词少</w:t>
-            </w:r>
-          </w:p>
-        </w:tc>
-        <w:tc>
-          <w:tcPr>
-            <w:tcW w:type="dxa" w:w="1928"/>
-          </w:tcPr>
-          <w:p>
-            <w:r/>
-            <w:r>
-              <w:rPr>
-                <w:sz w:val="18"/>
-              </w:rPr>
-              <w:t>无格式，句子零散</w:t>
+              <w:t>读者难以理解写作目的</w:t>
             </w:r>
           </w:p>
         </w:tc>
@@ -1208,26 +1863,32 @@
             <w:tcW w:type="dxa" w:w="1814"/>
           </w:tcPr>
           <w:p>
+            <w:pPr>
+              <w:spacing w:after="0"/>
+            </w:pPr>
             <w:r/>
             <w:r>
               <w:rPr>
                 <w:sz w:val="18"/>
               </w:rPr>
-              <w:t>语言 Language</w:t>
+              <w:t>Organisation 组织</w:t>
             </w:r>
           </w:p>
         </w:tc>
         <w:tc>
           <w:tcPr>
-            <w:tcW w:type="dxa" w:w="737"/>
+            <w:tcW w:type="dxa" w:w="3061"/>
           </w:tcPr>
           <w:p>
+            <w:pPr>
+              <w:spacing w:after="0"/>
+            </w:pPr>
             <w:r/>
             <w:r>
               <w:rPr>
                 <w:sz w:val="18"/>
               </w:rPr>
-              <w:t>4</w:t>
+              <w:t>按笔记顺序分句/分段，用 because / so / but / also / If… 连接</w:t>
             </w:r>
           </w:p>
         </w:tc>
@@ -1236,40 +1897,32 @@
             <w:tcW w:type="dxa" w:w="2608"/>
           </w:tcPr>
           <w:p>
+            <w:pPr>
+              <w:spacing w:after="0"/>
+            </w:pPr>
             <w:r/>
             <w:r>
               <w:rPr>
                 <w:sz w:val="18"/>
               </w:rPr>
-              <w:t>过去/现在/将来时态混用正确，出现从句或情态动词</w:t>
+              <w:t>句子基本按顺序排列，连接词只有 and</w:t>
             </w:r>
           </w:p>
         </w:tc>
         <w:tc>
           <w:tcPr>
-            <w:tcW w:type="dxa" w:w="2438"/>
+            <w:tcW w:type="dxa" w:w="2041"/>
           </w:tcPr>
           <w:p>
+            <w:pPr>
+              <w:spacing w:after="0"/>
+            </w:pPr>
             <w:r/>
             <w:r>
               <w:rPr>
                 <w:sz w:val="18"/>
               </w:rPr>
-              <w:t>以简单句为主，时态基本正确</w:t>
-            </w:r>
-          </w:p>
-        </w:tc>
-        <w:tc>
-          <w:tcPr>
-            <w:tcW w:type="dxa" w:w="1928"/>
-          </w:tcPr>
-          <w:p>
-            <w:r/>
-            <w:r>
-              <w:rPr>
-                <w:sz w:val="18"/>
-              </w:rPr>
-              <w:t>错误多到影响理解</w:t>
+              <w:t>句子零散无逻辑</w:t>
             </w:r>
           </w:p>
         </w:tc>
@@ -1280,26 +1933,32 @@
             <w:tcW w:type="dxa" w:w="1814"/>
           </w:tcPr>
           <w:p>
+            <w:pPr>
+              <w:spacing w:after="0"/>
+            </w:pPr>
             <w:r/>
             <w:r>
               <w:rPr>
                 <w:sz w:val="18"/>
               </w:rPr>
-              <w:t>词汇 &amp; 拼写</w:t>
+              <w:t>Language 语言</w:t>
             </w:r>
           </w:p>
         </w:tc>
         <w:tc>
           <w:tcPr>
-            <w:tcW w:type="dxa" w:w="737"/>
+            <w:tcW w:type="dxa" w:w="3061"/>
           </w:tcPr>
           <w:p>
+            <w:pPr>
+              <w:spacing w:after="0"/>
+            </w:pPr>
             <w:r/>
             <w:r>
               <w:rPr>
                 <w:sz w:val="18"/>
               </w:rPr>
-              <w:t>3</w:t>
+              <w:t>出现将来时、比较级/最高级、should / could 建议句、从句；错误不影响理解</w:t>
             </w:r>
           </w:p>
         </w:tc>
@@ -1308,40 +1967,32 @@
             <w:tcW w:type="dxa" w:w="2608"/>
           </w:tcPr>
           <w:p>
+            <w:pPr>
+              <w:spacing w:after="0"/>
+            </w:pPr>
             <w:r/>
             <w:r>
               <w:rPr>
                 <w:sz w:val="18"/>
               </w:rPr>
-              <w:t>用到与俱乐部相关的具体词汇，拼写准确</w:t>
+              <w:t>以简单句为主，一般现在时基本正确，时态偶错</w:t>
             </w:r>
           </w:p>
         </w:tc>
         <w:tc>
           <w:tcPr>
-            <w:tcW w:type="dxa" w:w="2438"/>
+            <w:tcW w:type="dxa" w:w="2041"/>
           </w:tcPr>
           <w:p>
+            <w:pPr>
+              <w:spacing w:after="0"/>
+            </w:pPr>
             <w:r/>
             <w:r>
               <w:rPr>
                 <w:sz w:val="18"/>
               </w:rPr>
-              <w:t>词汇简单但准确</w:t>
-            </w:r>
-          </w:p>
-        </w:tc>
-        <w:tc>
-          <w:tcPr>
-            <w:tcW w:type="dxa" w:w="1928"/>
-          </w:tcPr>
-          <w:p>
-            <w:r/>
-            <w:r>
-              <w:rPr>
-                <w:sz w:val="18"/>
-              </w:rPr>
-              <w:t>拼写错误多、词汇贫乏</w:t>
+              <w:t>错误多到影响理解</w:t>
             </w:r>
           </w:p>
         </w:tc>
@@ -1363,7 +2014,7 @@
           <w:color w:val="555555"/>
           <w:sz w:val="19"/>
         </w:rPr>
-        <w:t>字数不足 50 或超过 100 词：内容维度扣 1 分。</w:t>
+        <w:t>字数 &lt; 45 词：Content 最高 3 分；&gt; 100 词不扣分但记录（说明写作速度好）。参考句型：You should definitely visit… because…｜I recommend trying… It's a kind of…｜It will probably be hot, so bring…</w:t>
       </w:r>
     </w:p>
     <w:p>
@@ -1379,7 +2030,20 @@
           <w:color w:val="1F5F9E"/>
           <w:sz w:val="25"/>
         </w:rPr>
-        <w:t>二、总分 → 水平 → 教材 &amp; 备考建议</w:t>
+        <w:t>三、总分 → 分班表（Keynote 1st edition）</w:t>
+      </w:r>
+    </w:p>
+    <w:p>
+      <w:pPr>
+        <w:spacing w:after="80" w:before="0"/>
+      </w:pPr>
+      <w:r>
+        <w:rPr>
+          <w:b w:val="0"/>
+          <w:i w:val="0"/>
+          <w:sz w:val="20"/>
+        </w:rPr>
+        <w:t>Keynote 第一版有两条并行版本，内容一致：美语版按 Keynote 1 / 2 / 3 / 4 编号，英语版叫 Elementary / Pre-Intermediate / Intermediate / Upper-Intermediate。Keynote 2 = Pre-Intermediate（CEFR A2–B1，12 单元），正是 KET 考完备考 PET 的对应级别。</w:t>
       </w:r>
     </w:p>
     <w:tbl>
@@ -1399,24 +2063,51 @@
       <w:tr>
         <w:tc>
           <w:tcPr>
-            <w:tcW w:type="dxa" w:w="794"/>
+            <w:tcW w:type="dxa" w:w="907"/>
+            <w:shd w:val="clear" w:color="auto" w:fill="DCE6F1"/>
           </w:tcPr>
           <w:p>
+            <w:pPr>
+              <w:spacing w:after="0"/>
+            </w:pPr>
             <w:r/>
             <w:r>
               <w:rPr>
                 <w:b/>
                 <w:sz w:val="17"/>
               </w:rPr>
-              <w:t>总分</w:t>
+              <w:t>总分 /35</w:t>
             </w:r>
           </w:p>
         </w:tc>
         <w:tc>
           <w:tcPr>
-            <w:tcW w:type="dxa" w:w="1474"/>
+            <w:tcW w:type="dxa" w:w="850"/>
+            <w:shd w:val="clear" w:color="auto" w:fill="DCE6F1"/>
           </w:tcPr>
           <w:p>
+            <w:pPr>
+              <w:spacing w:after="0"/>
+            </w:pPr>
+            <w:r/>
+            <w:r>
+              <w:rPr>
+                <w:b/>
+                <w:sz w:val="17"/>
+              </w:rPr>
+              <w:t>阅读 /15</w:t>
+            </w:r>
+          </w:p>
+        </w:tc>
+        <w:tc>
+          <w:tcPr>
+            <w:tcW w:type="dxa" w:w="1701"/>
+            <w:shd w:val="clear" w:color="auto" w:fill="DCE6F1"/>
+          </w:tcPr>
+          <w:p>
+            <w:pPr>
+              <w:spacing w:after="0"/>
+            </w:pPr>
             <w:r/>
             <w:r>
               <w:rPr>
@@ -1429,39 +2120,51 @@
         </w:tc>
         <w:tc>
           <w:tcPr>
-            <w:tcW w:type="dxa" w:w="1644"/>
+            <w:tcW w:type="dxa" w:w="1928"/>
+            <w:shd w:val="clear" w:color="auto" w:fill="DCE6F1"/>
           </w:tcPr>
           <w:p>
+            <w:pPr>
+              <w:spacing w:after="0"/>
+            </w:pPr>
             <w:r/>
             <w:r>
               <w:rPr>
                 <w:b/>
                 <w:sz w:val="17"/>
               </w:rPr>
-              <w:t>Keynote 1st ed. 建议</w:t>
+              <w:t>Keynote 建议</w:t>
             </w:r>
           </w:p>
         </w:tc>
         <w:tc>
           <w:tcPr>
-            <w:tcW w:type="dxa" w:w="2438"/>
+            <w:tcW w:type="dxa" w:w="2608"/>
+            <w:shd w:val="clear" w:color="auto" w:fill="DCE6F1"/>
           </w:tcPr>
           <w:p>
+            <w:pPr>
+              <w:spacing w:after="0"/>
+            </w:pPr>
             <w:r/>
             <w:r>
               <w:rPr>
                 <w:b/>
                 <w:sz w:val="17"/>
               </w:rPr>
-              <w:t>建议起始单元（按语法点）</w:t>
+              <w:t>起始单元</w:t>
             </w:r>
           </w:p>
         </w:tc>
         <w:tc>
           <w:tcPr>
-            <w:tcW w:type="dxa" w:w="1191"/>
+            <w:tcW w:type="dxa" w:w="1644"/>
+            <w:shd w:val="clear" w:color="auto" w:fill="DCE6F1"/>
           </w:tcPr>
           <w:p>
+            <w:pPr>
+              <w:spacing w:after="0"/>
+            </w:pPr>
             <w:r/>
             <w:r>
               <w:rPr>
@@ -1472,42 +2175,50 @@
             </w:r>
           </w:p>
         </w:tc>
-        <w:tc>
-          <w:tcPr>
-            <w:tcW w:type="dxa" w:w="2098"/>
-          </w:tcPr>
-          <w:p>
-            <w:r/>
-            <w:r>
-              <w:rPr>
-                <w:b/>
-                <w:sz w:val="17"/>
-              </w:rPr>
-              <w:t>备注</w:t>
-            </w:r>
-          </w:p>
-        </w:tc>
       </w:tr>
       <w:tr>
         <w:tc>
           <w:tcPr>
-            <w:tcW w:type="dxa" w:w="794"/>
+            <w:tcW w:type="dxa" w:w="907"/>
           </w:tcPr>
           <w:p>
+            <w:pPr>
+              <w:spacing w:after="0"/>
+            </w:pPr>
             <w:r/>
             <w:r>
               <w:rPr>
                 <w:sz w:val="17"/>
               </w:rPr>
-              <w:t>≤ 15</w:t>
+              <w:t>≤ 14</w:t>
             </w:r>
           </w:p>
         </w:tc>
         <w:tc>
           <w:tcPr>
-            <w:tcW w:type="dxa" w:w="1474"/>
+            <w:tcW w:type="dxa" w:w="850"/>
           </w:tcPr>
           <w:p>
+            <w:pPr>
+              <w:spacing w:after="0"/>
+            </w:pPr>
+            <w:r/>
+            <w:r>
+              <w:rPr>
+                <w:sz w:val="17"/>
+              </w:rPr>
+              <w:t>≤ 7</w:t>
+            </w:r>
+          </w:p>
+        </w:tc>
+        <w:tc>
+          <w:tcPr>
+            <w:tcW w:type="dxa" w:w="1701"/>
+          </w:tcPr>
+          <w:p>
+            <w:pPr>
+              <w:spacing w:after="0"/>
+            </w:pPr>
             <w:r/>
             <w:r>
               <w:rPr>
@@ -1519,57 +2230,52 @@
         </w:tc>
         <w:tc>
           <w:tcPr>
-            <w:tcW w:type="dxa" w:w="1644"/>
+            <w:tcW w:type="dxa" w:w="1928"/>
           </w:tcPr>
           <w:p>
+            <w:pPr>
+              <w:spacing w:after="0"/>
+            </w:pPr>
             <w:r/>
             <w:r>
               <w:rPr>
                 <w:sz w:val="17"/>
               </w:rPr>
-              <w:t>Elementary 后半 → Pre-Intermediate</w:t>
+              <w:t>Keynote 1 (Elementary) 后半册</w:t>
             </w:r>
           </w:p>
         </w:tc>
         <w:tc>
           <w:tcPr>
-            <w:tcW w:type="dxa" w:w="2438"/>
+            <w:tcW w:type="dxa" w:w="2608"/>
           </w:tcPr>
           <w:p>
+            <w:pPr>
+              <w:spacing w:after="0"/>
+            </w:pPr>
             <w:r/>
             <w:r>
               <w:rPr>
                 <w:sz w:val="17"/>
               </w:rPr>
-              <w:t>Elementary 下半册（现在完成时之前）</w:t>
+              <w:t>Keynote 1 Unit 7 起</w:t>
             </w:r>
           </w:p>
         </w:tc>
         <w:tc>
           <w:tcPr>
-            <w:tcW w:type="dxa" w:w="1191"/>
+            <w:tcW w:type="dxa" w:w="1644"/>
           </w:tcPr>
           <w:p>
+            <w:pPr>
+              <w:spacing w:after="0"/>
+            </w:pPr>
             <w:r/>
             <w:r>
               <w:rPr>
                 <w:sz w:val="17"/>
               </w:rPr>
-              <w:t>12 个月以上</w:t>
-            </w:r>
-          </w:p>
-        </w:tc>
-        <w:tc>
-          <w:tcPr>
-            <w:tcW w:type="dxa" w:w="2098"/>
-          </w:tcPr>
-          <w:p>
-            <w:r/>
-            <w:r>
-              <w:rPr>
-                <w:sz w:val="17"/>
-              </w:rPr>
-              <w:t>先夯实 KET 语法，暂不进入 PET 题型</w:t>
+              <w:t>12 个月以上，先补 KET 语法</w:t>
             </w:r>
           </w:p>
         </w:tc>
@@ -1577,23 +2283,46 @@
       <w:tr>
         <w:tc>
           <w:tcPr>
-            <w:tcW w:type="dxa" w:w="794"/>
+            <w:tcW w:type="dxa" w:w="907"/>
           </w:tcPr>
           <w:p>
+            <w:pPr>
+              <w:spacing w:after="0"/>
+            </w:pPr>
             <w:r/>
             <w:r>
               <w:rPr>
                 <w:sz w:val="17"/>
               </w:rPr>
-              <w:t>16–23</w:t>
+              <w:t>15–20</w:t>
             </w:r>
           </w:p>
         </w:tc>
         <w:tc>
           <w:tcPr>
-            <w:tcW w:type="dxa" w:w="1474"/>
+            <w:tcW w:type="dxa" w:w="850"/>
           </w:tcPr>
           <w:p>
+            <w:pPr>
+              <w:spacing w:after="0"/>
+            </w:pPr>
+            <w:r/>
+            <w:r>
+              <w:rPr>
+                <w:sz w:val="17"/>
+              </w:rPr>
+              <w:t>8–10</w:t>
+            </w:r>
+          </w:p>
+        </w:tc>
+        <w:tc>
+          <w:tcPr>
+            <w:tcW w:type="dxa" w:w="1701"/>
+          </w:tcPr>
+          <w:p>
+            <w:pPr>
+              <w:spacing w:after="0"/>
+            </w:pPr>
             <w:r/>
             <w:r>
               <w:rPr>
@@ -1605,37 +2334,46 @@
         </w:tc>
         <w:tc>
           <w:tcPr>
-            <w:tcW w:type="dxa" w:w="1644"/>
+            <w:tcW w:type="dxa" w:w="1928"/>
           </w:tcPr>
           <w:p>
+            <w:pPr>
+              <w:spacing w:after="0"/>
+            </w:pPr>
             <w:r/>
             <w:r>
               <w:rPr>
                 <w:sz w:val="17"/>
               </w:rPr>
-              <w:t>Pre-Intermediate</w:t>
+              <w:t>Keynote 2 (Pre-Int)</w:t>
             </w:r>
           </w:p>
         </w:tc>
         <w:tc>
           <w:tcPr>
-            <w:tcW w:type="dxa" w:w="2438"/>
+            <w:tcW w:type="dxa" w:w="2608"/>
           </w:tcPr>
           <w:p>
+            <w:pPr>
+              <w:spacing w:after="0"/>
+            </w:pPr>
             <w:r/>
             <w:r>
               <w:rPr>
                 <w:sz w:val="17"/>
               </w:rPr>
-              <w:t>Unit 1 起（现在时态复习）</w:t>
+              <w:t>Unit 1 起，完整走</w:t>
             </w:r>
           </w:p>
         </w:tc>
         <w:tc>
           <w:tcPr>
-            <w:tcW w:type="dxa" w:w="1191"/>
+            <w:tcW w:type="dxa" w:w="1644"/>
           </w:tcPr>
           <w:p>
+            <w:pPr>
+              <w:spacing w:after="0"/>
+            </w:pPr>
             <w:r/>
             <w:r>
               <w:rPr>
@@ -1645,41 +2383,50 @@
             </w:r>
           </w:p>
         </w:tc>
+      </w:tr>
+      <w:tr>
         <w:tc>
           <w:tcPr>
-            <w:tcW w:type="dxa" w:w="2098"/>
+            <w:tcW w:type="dxa" w:w="907"/>
           </w:tcPr>
           <w:p>
+            <w:pPr>
+              <w:spacing w:after="0"/>
+            </w:pPr>
             <w:r/>
             <w:r>
               <w:rPr>
                 <w:sz w:val="17"/>
               </w:rPr>
-              <w:t>每周 2 次课：1 次教材 + 1 次语法专项</w:t>
+              <w:t>21–26</w:t>
             </w:r>
           </w:p>
         </w:tc>
-      </w:tr>
-      <w:tr>
         <w:tc>
           <w:tcPr>
-            <w:tcW w:type="dxa" w:w="794"/>
+            <w:tcW w:type="dxa" w:w="850"/>
           </w:tcPr>
           <w:p>
+            <w:pPr>
+              <w:spacing w:after="0"/>
+            </w:pPr>
             <w:r/>
             <w:r>
               <w:rPr>
                 <w:sz w:val="17"/>
               </w:rPr>
-              <w:t>24–31</w:t>
+              <w:t>10–12</w:t>
             </w:r>
           </w:p>
         </w:tc>
         <w:tc>
           <w:tcPr>
-            <w:tcW w:type="dxa" w:w="1474"/>
+            <w:tcW w:type="dxa" w:w="1701"/>
           </w:tcPr>
           <w:p>
+            <w:pPr>
+              <w:spacing w:after="0"/>
+            </w:pPr>
             <w:r/>
             <w:r>
               <w:rPr>
@@ -1691,87 +2438,35 @@
         </w:tc>
         <w:tc>
           <w:tcPr>
-            <w:tcW w:type="dxa" w:w="1644"/>
+            <w:tcW w:type="dxa" w:w="1928"/>
           </w:tcPr>
           <w:p>
+            <w:pPr>
+              <w:spacing w:after="0"/>
+            </w:pPr>
             <w:r/>
             <w:r>
               <w:rPr>
                 <w:sz w:val="17"/>
               </w:rPr>
-              <w:t>Pre-Intermediate</w:t>
+              <w:t>Keynote 2 (Pre-Int)</w:t>
             </w:r>
           </w:p>
         </w:tc>
         <w:tc>
           <w:tcPr>
-            <w:tcW w:type="dxa" w:w="2438"/>
+            <w:tcW w:type="dxa" w:w="2608"/>
           </w:tcPr>
           <w:p>
+            <w:pPr>
+              <w:spacing w:after="0"/>
+            </w:pPr>
             <w:r/>
             <w:r>
               <w:rPr>
                 <w:sz w:val="17"/>
               </w:rPr>
-              <w:t>跳过前 3–4 单元，从"现在完成时 / 将来形式"所在单元起（一版约 Unit 4–6）</w:t>
-            </w:r>
-          </w:p>
-        </w:tc>
-        <w:tc>
-          <w:tcPr>
-            <w:tcW w:type="dxa" w:w="1191"/>
-          </w:tcPr>
-          <w:p>
-            <w:r/>
-            <w:r>
-              <w:rPr>
-                <w:sz w:val="17"/>
-              </w:rPr>
-              <w:t>6–9 个月</w:t>
-            </w:r>
-          </w:p>
-        </w:tc>
-        <w:tc>
-          <w:tcPr>
-            <w:tcW w:type="dxa" w:w="2098"/>
-          </w:tcPr>
-          <w:p>
-            <w:r/>
-            <w:r>
-              <w:rPr>
-                <w:sz w:val="17"/>
-              </w:rPr>
-              <w:t>教材过半后加入 PET 真题</w:t>
-            </w:r>
-          </w:p>
-        </w:tc>
-      </w:tr>
-      <w:tr>
-        <w:tc>
-          <w:tcPr>
-            <w:tcW w:type="dxa" w:w="794"/>
-          </w:tcPr>
-          <w:p>
-            <w:r/>
-            <w:r>
-              <w:rPr>
-                <w:sz w:val="17"/>
-              </w:rPr>
-              <w:t>32–36</w:t>
-            </w:r>
-          </w:p>
-        </w:tc>
-        <w:tc>
-          <w:tcPr>
-            <w:tcW w:type="dxa" w:w="1474"/>
-          </w:tcPr>
-          <w:p>
-            <w:r/>
-            <w:r>
-              <w:rPr>
-                <w:sz w:val="17"/>
-              </w:rPr>
-              <w:t>B1（KET Distinction / PET Pass 边缘）</w:t>
+              <w:t>Unit 3 起（Unit 1–2 现在时/将来时只做 Grammar summary 复习）</w:t>
             </w:r>
           </w:p>
         </w:tc>
@@ -1780,20 +2475,200 @@
             <w:tcW w:type="dxa" w:w="1644"/>
           </w:tcPr>
           <w:p>
+            <w:pPr>
+              <w:spacing w:after="0"/>
+            </w:pPr>
             <w:r/>
             <w:r>
               <w:rPr>
                 <w:sz w:val="17"/>
               </w:rPr>
-              <w:t>Intermediate</w:t>
+              <w:t>6–9 个月，Unit 6 后加 PET 真题</w:t>
+            </w:r>
+          </w:p>
+        </w:tc>
+      </w:tr>
+      <w:tr>
+        <w:tc>
+          <w:tcPr>
+            <w:tcW w:type="dxa" w:w="907"/>
+          </w:tcPr>
+          <w:p>
+            <w:pPr>
+              <w:spacing w:after="0"/>
+            </w:pPr>
+            <w:r/>
+            <w:r>
+              <w:rPr>
+                <w:sz w:val="17"/>
+              </w:rPr>
+              <w:t>27–31</w:t>
             </w:r>
           </w:p>
         </w:tc>
         <w:tc>
           <w:tcPr>
-            <w:tcW w:type="dxa" w:w="2438"/>
+            <w:tcW w:type="dxa" w:w="850"/>
           </w:tcPr>
           <w:p>
+            <w:pPr>
+              <w:spacing w:after="0"/>
+            </w:pPr>
+            <w:r/>
+            <w:r>
+              <w:rPr>
+                <w:sz w:val="17"/>
+              </w:rPr>
+              <w:t>12–14</w:t>
+            </w:r>
+          </w:p>
+        </w:tc>
+        <w:tc>
+          <w:tcPr>
+            <w:tcW w:type="dxa" w:w="1701"/>
+          </w:tcPr>
+          <w:p>
+            <w:pPr>
+              <w:spacing w:after="0"/>
+            </w:pPr>
+            <w:r/>
+            <w:r>
+              <w:rPr>
+                <w:sz w:val="17"/>
+              </w:rPr>
+              <w:t>B1（约等于 PET Pass）</w:t>
+            </w:r>
+          </w:p>
+        </w:tc>
+        <w:tc>
+          <w:tcPr>
+            <w:tcW w:type="dxa" w:w="1928"/>
+          </w:tcPr>
+          <w:p>
+            <w:pPr>
+              <w:spacing w:after="0"/>
+            </w:pPr>
+            <w:r/>
+            <w:r>
+              <w:rPr>
+                <w:sz w:val="17"/>
+              </w:rPr>
+              <w:t>Keynote 2 快进 或 Keynote 3 (Intermediate)</w:t>
+            </w:r>
+          </w:p>
+        </w:tc>
+        <w:tc>
+          <w:tcPr>
+            <w:tcW w:type="dxa" w:w="2608"/>
+          </w:tcPr>
+          <w:p>
+            <w:pPr>
+              <w:spacing w:after="0"/>
+            </w:pPr>
+            <w:r/>
+            <w:r>
+              <w:rPr>
+                <w:sz w:val="17"/>
+              </w:rPr>
+              <w:t>Keynote 2 从 Unit 6 起 2 周 1 单元；或 Keynote 3 Unit 1</w:t>
+            </w:r>
+          </w:p>
+        </w:tc>
+        <w:tc>
+          <w:tcPr>
+            <w:tcW w:type="dxa" w:w="1644"/>
+          </w:tcPr>
+          <w:p>
+            <w:pPr>
+              <w:spacing w:after="0"/>
+            </w:pPr>
+            <w:r/>
+            <w:r>
+              <w:rPr>
+                <w:sz w:val="17"/>
+              </w:rPr>
+              <w:t>4–6 个月</w:t>
+            </w:r>
+          </w:p>
+        </w:tc>
+      </w:tr>
+      <w:tr>
+        <w:tc>
+          <w:tcPr>
+            <w:tcW w:type="dxa" w:w="907"/>
+          </w:tcPr>
+          <w:p>
+            <w:pPr>
+              <w:spacing w:after="0"/>
+            </w:pPr>
+            <w:r/>
+            <w:r>
+              <w:rPr>
+                <w:sz w:val="17"/>
+              </w:rPr>
+              <w:t>32–35</w:t>
+            </w:r>
+          </w:p>
+        </w:tc>
+        <w:tc>
+          <w:tcPr>
+            <w:tcW w:type="dxa" w:w="850"/>
+          </w:tcPr>
+          <w:p>
+            <w:pPr>
+              <w:spacing w:after="0"/>
+            </w:pPr>
+            <w:r/>
+            <w:r>
+              <w:rPr>
+                <w:sz w:val="17"/>
+              </w:rPr>
+              <w:t>14–15</w:t>
+            </w:r>
+          </w:p>
+        </w:tc>
+        <w:tc>
+          <w:tcPr>
+            <w:tcW w:type="dxa" w:w="1701"/>
+          </w:tcPr>
+          <w:p>
+            <w:pPr>
+              <w:spacing w:after="0"/>
+            </w:pPr>
+            <w:r/>
+            <w:r>
+              <w:rPr>
+                <w:sz w:val="17"/>
+              </w:rPr>
+              <w:t>B1+</w:t>
+            </w:r>
+          </w:p>
+        </w:tc>
+        <w:tc>
+          <w:tcPr>
+            <w:tcW w:type="dxa" w:w="1928"/>
+          </w:tcPr>
+          <w:p>
+            <w:pPr>
+              <w:spacing w:after="0"/>
+            </w:pPr>
+            <w:r/>
+            <w:r>
+              <w:rPr>
+                <w:sz w:val="17"/>
+              </w:rPr>
+              <w:t>Keynote 3 (Intermediate)</w:t>
+            </w:r>
+          </w:p>
+        </w:tc>
+        <w:tc>
+          <w:tcPr>
+            <w:tcW w:type="dxa" w:w="2608"/>
+          </w:tcPr>
+          <w:p>
+            <w:pPr>
+              <w:spacing w:after="0"/>
+            </w:pPr>
             <w:r/>
             <w:r>
               <w:rPr>
@@ -1805,693 +2680,18 @@
         </w:tc>
         <w:tc>
           <w:tcPr>
-            <w:tcW w:type="dxa" w:w="1191"/>
+            <w:tcW w:type="dxa" w:w="1644"/>
           </w:tcPr>
           <w:p>
+            <w:pPr>
+              <w:spacing w:after="0"/>
+            </w:pPr>
             <w:r/>
             <w:r>
               <w:rPr>
                 <w:sz w:val="17"/>
               </w:rPr>
-              <w:t>4–6 个月</w:t>
-            </w:r>
-          </w:p>
-        </w:tc>
-        <w:tc>
-          <w:tcPr>
-            <w:tcW w:type="dxa" w:w="2098"/>
-          </w:tcPr>
-          <w:p>
-            <w:r/>
-            <w:r>
-              <w:rPr>
-                <w:sz w:val="17"/>
-              </w:rPr>
-              <w:t>可直接配 PET 官方备考书并行</w:t>
-            </w:r>
-          </w:p>
-        </w:tc>
-      </w:tr>
-      <w:tr>
-        <w:tc>
-          <w:tcPr>
-            <w:tcW w:type="dxa" w:w="794"/>
-          </w:tcPr>
-          <w:p>
-            <w:r/>
-            <w:r>
-              <w:rPr>
-                <w:sz w:val="17"/>
-              </w:rPr>
-              <w:t>37–40</w:t>
-            </w:r>
-          </w:p>
-        </w:tc>
-        <w:tc>
-          <w:tcPr>
-            <w:tcW w:type="dxa" w:w="1474"/>
-          </w:tcPr>
-          <w:p>
-            <w:r/>
-            <w:r>
-              <w:rPr>
-                <w:sz w:val="17"/>
-              </w:rPr>
-              <w:t>B1+</w:t>
-            </w:r>
-          </w:p>
-        </w:tc>
-        <w:tc>
-          <w:tcPr>
-            <w:tcW w:type="dxa" w:w="1644"/>
-          </w:tcPr>
-          <w:p>
-            <w:r/>
-            <w:r>
-              <w:rPr>
-                <w:sz w:val="17"/>
-              </w:rPr>
-              <w:t>Intermediate</w:t>
-            </w:r>
-          </w:p>
-        </w:tc>
-        <w:tc>
-          <w:tcPr>
-            <w:tcW w:type="dxa" w:w="2438"/>
-          </w:tcPr>
-          <w:p>
-            <w:r/>
-            <w:r>
-              <w:rPr>
-                <w:sz w:val="17"/>
-              </w:rPr>
-              <w:t>Unit 4 起，或直接 PET 冲刺</w:t>
-            </w:r>
-          </w:p>
-        </w:tc>
-        <w:tc>
-          <w:tcPr>
-            <w:tcW w:type="dxa" w:w="1191"/>
-          </w:tcPr>
-          <w:p>
-            <w:r/>
-            <w:r>
-              <w:rPr>
-                <w:sz w:val="17"/>
-              </w:rPr>
-              <w:t>3 个月</w:t>
-            </w:r>
-          </w:p>
-        </w:tc>
-        <w:tc>
-          <w:tcPr>
-            <w:tcW w:type="dxa" w:w="2098"/>
-          </w:tcPr>
-          <w:p>
-            <w:r/>
-            <w:r>
-              <w:rPr>
-                <w:sz w:val="17"/>
-              </w:rPr>
-              <w:t>PET 后可评估 FCE 路线</w:t>
-            </w:r>
-          </w:p>
-        </w:tc>
-      </w:tr>
-    </w:tbl>
-    <w:p>
-      <w:pPr>
-        <w:spacing w:after="40"/>
-      </w:pPr>
-    </w:p>
-    <w:p>
-      <w:pPr>
-        <w:spacing w:after="120" w:before="0"/>
-      </w:pPr>
-      <w:r>
-        <w:rPr>
-          <w:b w:val="0"/>
-          <w:i w:val="0"/>
-          <w:color w:val="555555"/>
-          <w:sz w:val="19"/>
-        </w:rPr>
-        <w:t>注：Keynote 单元名在不同印次略有差异，请以手头教材目录为准，按上表"语法点"定位起始单元。Pre-Intermediate 前 3 个单元通常为现在时态、过去时态、比较级复习，KET Merit 及以上学生可略过。</w:t>
-      </w:r>
-    </w:p>
-    <w:p>
-      <w:pPr>
-        <w:spacing w:before="200" w:after="80"/>
-        <w:pBdr>
-          <w:bottom w:val="single" w:sz="6" w:space="1" w:color="1F5F9E"/>
-        </w:pBdr>
-      </w:pPr>
-      <w:r>
-        <w:rPr>
-          <w:b/>
-          <w:color w:val="1F5F9E"/>
-          <w:sz w:val="25"/>
-        </w:rPr>
-        <w:t>三、逐项诊断 → 补哪一块</w:t>
-      </w:r>
-    </w:p>
-    <w:tbl>
-      <w:tblPr>
-        <w:tblStyle w:val="TableGrid"/>
-        <w:tblW w:type="auto" w:w="0"/>
-        <w:tblLook w:firstColumn="1" w:firstRow="1" w:lastColumn="0" w:lastRow="0" w:noHBand="0" w:noVBand="1" w:val="04A0"/>
-      </w:tblPr>
-      <w:tblGrid>
-        <w:gridCol w:w="3213"/>
-        <w:gridCol w:w="3213"/>
-        <w:gridCol w:w="3213"/>
-      </w:tblGrid>
-      <w:tr>
-        <w:tc>
-          <w:tcPr>
-            <w:tcW w:type="dxa" w:w="907"/>
-          </w:tcPr>
-          <w:p>
-            <w:r/>
-            <w:r>
-              <w:rPr>
-                <w:b/>
-                <w:sz w:val="18"/>
-              </w:rPr>
-              <w:t>题号</w:t>
-            </w:r>
-          </w:p>
-        </w:tc>
-        <w:tc>
-          <w:tcPr>
-            <w:tcW w:type="dxa" w:w="2381"/>
-          </w:tcPr>
-          <w:p>
-            <w:r/>
-            <w:r>
-              <w:rPr>
-                <w:b/>
-                <w:sz w:val="18"/>
-              </w:rPr>
-              <w:t>考点</w:t>
-            </w:r>
-          </w:p>
-        </w:tc>
-        <w:tc>
-          <w:tcPr>
-            <w:tcW w:type="dxa" w:w="6350"/>
-          </w:tcPr>
-          <w:p>
-            <w:r/>
-            <w:r>
-              <w:rPr>
-                <w:b/>
-                <w:sz w:val="18"/>
-              </w:rPr>
-              <w:t>若错 → 对应 Keynote Pre-Int 语法点 / 补救</w:t>
-            </w:r>
-          </w:p>
-        </w:tc>
-      </w:tr>
-      <w:tr>
-        <w:tc>
-          <w:tcPr>
-            <w:tcW w:type="dxa" w:w="907"/>
-          </w:tcPr>
-          <w:p>
-            <w:r/>
-            <w:r>
-              <w:rPr>
-                <w:sz w:val="18"/>
-              </w:rPr>
-              <w:t>1, 6</w:t>
-            </w:r>
-          </w:p>
-        </w:tc>
-        <w:tc>
-          <w:tcPr>
-            <w:tcW w:type="dxa" w:w="2381"/>
-          </w:tcPr>
-          <w:p>
-            <w:r/>
-            <w:r>
-              <w:rPr>
-                <w:sz w:val="18"/>
-              </w:rPr>
-              <w:t>一般现在时、if 条件句</w:t>
-            </w:r>
-          </w:p>
-        </w:tc>
-        <w:tc>
-          <w:tcPr>
-            <w:tcW w:type="dxa" w:w="6350"/>
-          </w:tcPr>
-          <w:p>
-            <w:r/>
-            <w:r>
-              <w:rPr>
-                <w:sz w:val="18"/>
-              </w:rPr>
-              <w:t>Unit 1 现在时态；条件句在 Pre-Int 后半，可先讲规则</w:t>
-            </w:r>
-          </w:p>
-        </w:tc>
-      </w:tr>
-      <w:tr>
-        <w:tc>
-          <w:tcPr>
-            <w:tcW w:type="dxa" w:w="907"/>
-          </w:tcPr>
-          <w:p>
-            <w:r/>
-            <w:r>
-              <w:rPr>
-                <w:sz w:val="18"/>
-              </w:rPr>
-              <w:t>2, 7</w:t>
-            </w:r>
-          </w:p>
-        </w:tc>
-        <w:tc>
-          <w:tcPr>
-            <w:tcW w:type="dxa" w:w="2381"/>
-          </w:tcPr>
-          <w:p>
-            <w:r/>
-            <w:r>
-              <w:rPr>
-                <w:sz w:val="18"/>
-              </w:rPr>
-              <w:t>过去进行时、过去被动</w:t>
-            </w:r>
-          </w:p>
-        </w:tc>
-        <w:tc>
-          <w:tcPr>
-            <w:tcW w:type="dxa" w:w="6350"/>
-          </w:tcPr>
-          <w:p>
-            <w:r/>
-            <w:r>
-              <w:rPr>
-                <w:sz w:val="18"/>
-              </w:rPr>
-              <w:t>过去时态单元；被动语态是 PET 高频，需专项</w:t>
-            </w:r>
-          </w:p>
-        </w:tc>
-      </w:tr>
-      <w:tr>
-        <w:tc>
-          <w:tcPr>
-            <w:tcW w:type="dxa" w:w="907"/>
-          </w:tcPr>
-          <w:p>
-            <w:r/>
-            <w:r>
-              <w:rPr>
-                <w:sz w:val="18"/>
-              </w:rPr>
-              <w:t>3, 23</w:t>
-            </w:r>
-          </w:p>
-        </w:tc>
-        <w:tc>
-          <w:tcPr>
-            <w:tcW w:type="dxa" w:w="2381"/>
-          </w:tcPr>
-          <w:p>
-            <w:r/>
-            <w:r>
-              <w:rPr>
-                <w:sz w:val="18"/>
-              </w:rPr>
-              <w:t>比较级 / 最高级</w:t>
-            </w:r>
-          </w:p>
-        </w:tc>
-        <w:tc>
-          <w:tcPr>
-            <w:tcW w:type="dxa" w:w="6350"/>
-          </w:tcPr>
-          <w:p>
-            <w:r/>
-            <w:r>
-              <w:rPr>
-                <w:sz w:val="18"/>
-              </w:rPr>
-              <w:t>比较单元；错则说明 KET 基础不稳</w:t>
-            </w:r>
-          </w:p>
-        </w:tc>
-      </w:tr>
-      <w:tr>
-        <w:tc>
-          <w:tcPr>
-            <w:tcW w:type="dxa" w:w="907"/>
-          </w:tcPr>
-          <w:p>
-            <w:r/>
-            <w:r>
-              <w:rPr>
-                <w:sz w:val="18"/>
-              </w:rPr>
-              <w:t>4, 25</w:t>
-            </w:r>
-          </w:p>
-        </w:tc>
-        <w:tc>
-          <w:tcPr>
-            <w:tcW w:type="dxa" w:w="2381"/>
-          </w:tcPr>
-          <w:p>
-            <w:r/>
-            <w:r>
-              <w:rPr>
-                <w:sz w:val="18"/>
-              </w:rPr>
-              <w:t>现在完成时 + since / for</w:t>
-            </w:r>
-          </w:p>
-        </w:tc>
-        <w:tc>
-          <w:tcPr>
-            <w:tcW w:type="dxa" w:w="6350"/>
-          </w:tcPr>
-          <w:p>
-            <w:r/>
-            <w:r>
-              <w:rPr>
-                <w:sz w:val="18"/>
-              </w:rPr>
-              <w:t>Pre-Int 中段核心；PET 写作必用</w:t>
-            </w:r>
-          </w:p>
-        </w:tc>
-      </w:tr>
-      <w:tr>
-        <w:tc>
-          <w:tcPr>
-            <w:tcW w:type="dxa" w:w="907"/>
-          </w:tcPr>
-          <w:p>
-            <w:r/>
-            <w:r>
-              <w:rPr>
-                <w:sz w:val="18"/>
-              </w:rPr>
-              <w:t>5</w:t>
-            </w:r>
-          </w:p>
-        </w:tc>
-        <w:tc>
-          <w:tcPr>
-            <w:tcW w:type="dxa" w:w="2381"/>
-          </w:tcPr>
-          <w:p>
-            <w:r/>
-            <w:r>
-              <w:rPr>
-                <w:sz w:val="18"/>
-              </w:rPr>
-              <w:t>情态动词 should</w:t>
-            </w:r>
-          </w:p>
-        </w:tc>
-        <w:tc>
-          <w:tcPr>
-            <w:tcW w:type="dxa" w:w="6350"/>
-          </w:tcPr>
-          <w:p>
-            <w:r/>
-            <w:r>
-              <w:rPr>
-                <w:sz w:val="18"/>
-              </w:rPr>
-              <w:t>情态动词单元</w:t>
-            </w:r>
-          </w:p>
-        </w:tc>
-      </w:tr>
-      <w:tr>
-        <w:tc>
-          <w:tcPr>
-            <w:tcW w:type="dxa" w:w="907"/>
-          </w:tcPr>
-          <w:p>
-            <w:r/>
-            <w:r>
-              <w:rPr>
-                <w:sz w:val="18"/>
-              </w:rPr>
-              <w:t>8</w:t>
-            </w:r>
-          </w:p>
-        </w:tc>
-        <w:tc>
-          <w:tcPr>
-            <w:tcW w:type="dxa" w:w="2381"/>
-          </w:tcPr>
-          <w:p>
-            <w:r/>
-            <w:r>
-              <w:rPr>
-                <w:sz w:val="18"/>
-              </w:rPr>
-              <w:t>-ed / -ing 形容词</w:t>
-            </w:r>
-          </w:p>
-        </w:tc>
-        <w:tc>
-          <w:tcPr>
-            <w:tcW w:type="dxa" w:w="6350"/>
-          </w:tcPr>
-          <w:p>
-            <w:r/>
-            <w:r>
-              <w:rPr>
-                <w:sz w:val="18"/>
-              </w:rPr>
-              <w:t>词汇；A2→B1 常见错误</w:t>
-            </w:r>
-          </w:p>
-        </w:tc>
-      </w:tr>
-      <w:tr>
-        <w:tc>
-          <w:tcPr>
-            <w:tcW w:type="dxa" w:w="907"/>
-          </w:tcPr>
-          <w:p>
-            <w:r/>
-            <w:r>
-              <w:rPr>
-                <w:sz w:val="18"/>
-              </w:rPr>
-              <w:t>9</w:t>
-            </w:r>
-          </w:p>
-        </w:tc>
-        <w:tc>
-          <w:tcPr>
-            <w:tcW w:type="dxa" w:w="2381"/>
-          </w:tcPr>
-          <w:p>
-            <w:r/>
-            <w:r>
-              <w:rPr>
-                <w:sz w:val="18"/>
-              </w:rPr>
-              <w:t>固定搭配 look forward to + -ing</w:t>
-            </w:r>
-          </w:p>
-        </w:tc>
-        <w:tc>
-          <w:tcPr>
-            <w:tcW w:type="dxa" w:w="6350"/>
-          </w:tcPr>
-          <w:p>
-            <w:r/>
-            <w:r>
-              <w:rPr>
-                <w:sz w:val="18"/>
-              </w:rPr>
-              <w:t>动名词搭配，结合写作结尾句</w:t>
-            </w:r>
-          </w:p>
-        </w:tc>
-      </w:tr>
-      <w:tr>
-        <w:tc>
-          <w:tcPr>
-            <w:tcW w:type="dxa" w:w="907"/>
-          </w:tcPr>
-          <w:p>
-            <w:r/>
-            <w:r>
-              <w:rPr>
-                <w:sz w:val="18"/>
-              </w:rPr>
-              <w:t>10, 24</w:t>
-            </w:r>
-          </w:p>
-        </w:tc>
-        <w:tc>
-          <w:tcPr>
-            <w:tcW w:type="dxa" w:w="2381"/>
-          </w:tcPr>
-          <w:p>
-            <w:r/>
-            <w:r>
-              <w:rPr>
-                <w:sz w:val="18"/>
-              </w:rPr>
-              <w:t>宾语从句语序 / 间接引语</w:t>
-            </w:r>
-          </w:p>
-        </w:tc>
-        <w:tc>
-          <w:tcPr>
-            <w:tcW w:type="dxa" w:w="6350"/>
-          </w:tcPr>
-          <w:p>
-            <w:r/>
-            <w:r>
-              <w:rPr>
-                <w:sz w:val="18"/>
-              </w:rPr>
-              <w:t>B1 分水岭题；两题全对基本可上 Intermediate</w:t>
-            </w:r>
-          </w:p>
-        </w:tc>
-      </w:tr>
-      <w:tr>
-        <w:tc>
-          <w:tcPr>
-            <w:tcW w:type="dxa" w:w="907"/>
-          </w:tcPr>
-          <w:p>
-            <w:r/>
-            <w:r>
-              <w:rPr>
-                <w:sz w:val="18"/>
-              </w:rPr>
-              <w:t>11–15</w:t>
-            </w:r>
-          </w:p>
-        </w:tc>
-        <w:tc>
-          <w:tcPr>
-            <w:tcW w:type="dxa" w:w="2381"/>
-          </w:tcPr>
-          <w:p>
-            <w:r/>
-            <w:r>
-              <w:rPr>
-                <w:sz w:val="18"/>
-              </w:rPr>
-              <w:t>阅读细节与推断</w:t>
-            </w:r>
-          </w:p>
-        </w:tc>
-        <w:tc>
-          <w:tcPr>
-            <w:tcW w:type="dxa" w:w="6350"/>
-          </w:tcPr>
-          <w:p>
-            <w:r/>
-            <w:r>
-              <w:rPr>
-                <w:sz w:val="18"/>
-              </w:rPr>
-              <w:t>错 ≥ 2 题 → 阅读量不足，每周加 1 篇 PET Part 3 长度文本</w:t>
-            </w:r>
-          </w:p>
-        </w:tc>
-      </w:tr>
-      <w:tr>
-        <w:tc>
-          <w:tcPr>
-            <w:tcW w:type="dxa" w:w="907"/>
-          </w:tcPr>
-          <w:p>
-            <w:r/>
-            <w:r>
-              <w:rPr>
-                <w:sz w:val="18"/>
-              </w:rPr>
-              <w:t>16–21</w:t>
-            </w:r>
-          </w:p>
-        </w:tc>
-        <w:tc>
-          <w:tcPr>
-            <w:tcW w:type="dxa" w:w="2381"/>
-          </w:tcPr>
-          <w:p>
-            <w:r/>
-            <w:r>
-              <w:rPr>
-                <w:sz w:val="18"/>
-              </w:rPr>
-              <w:t>虚词 / 时态 / 固定搭配</w:t>
-            </w:r>
-          </w:p>
-        </w:tc>
-        <w:tc>
-          <w:tcPr>
-            <w:tcW w:type="dxa" w:w="6350"/>
-          </w:tcPr>
-          <w:p>
-            <w:r/>
-            <w:r>
-              <w:rPr>
-                <w:sz w:val="18"/>
-              </w:rPr>
-              <w:t>open cloze 是 PET Part 5 原题型，错 ≥ 3 需专项训练</w:t>
-            </w:r>
-          </w:p>
-        </w:tc>
-      </w:tr>
-      <w:tr>
-        <w:tc>
-          <w:tcPr>
-            <w:tcW w:type="dxa" w:w="907"/>
-          </w:tcPr>
-          <w:p>
-            <w:r/>
-            <w:r>
-              <w:rPr>
-                <w:sz w:val="18"/>
-              </w:rPr>
-              <w:t>22, 26</w:t>
-            </w:r>
-          </w:p>
-        </w:tc>
-        <w:tc>
-          <w:tcPr>
-            <w:tcW w:type="dxa" w:w="2381"/>
-          </w:tcPr>
-          <w:p>
-            <w:r/>
-            <w:r>
-              <w:rPr>
-                <w:sz w:val="18"/>
-              </w:rPr>
-              <w:t>so…that / such a…；被动</w:t>
-            </w:r>
-          </w:p>
-        </w:tc>
-        <w:tc>
-          <w:tcPr>
-            <w:tcW w:type="dxa" w:w="6350"/>
-          </w:tcPr>
-          <w:p>
-            <w:r/>
-            <w:r>
-              <w:rPr>
-                <w:sz w:val="18"/>
-              </w:rPr>
-              <w:t>句型转换；PET 写作加分句型</w:t>
+              <w:t>3–4 个月，可直接配 PET 备考书</w:t>
             </w:r>
           </w:p>
         </w:tc>
@@ -2515,7 +2715,14 @@
           <w:color w:val="1F5F9E"/>
           <w:sz w:val="25"/>
         </w:rPr>
-        <w:t>四、针对今天两位学生的预判</w:t>
+        <w:t>四、Keynote 2 / Pre-Intermediate 单元语法一览（据教师用书）</w:t>
+      </w:r>
+      <w:r>
+        <w:rPr>
+          <w:color w:val="777777"/>
+          <w:sz w:val="19"/>
+        </w:rPr>
+        <w:t xml:space="preserve">  用于对照本卷错题决定从哪一单元开始</w:t>
       </w:r>
     </w:p>
     <w:tbl>
@@ -2533,9 +2740,978 @@
       <w:tr>
         <w:tc>
           <w:tcPr>
-            <w:tcW w:type="dxa" w:w="907"/>
+            <w:tcW w:type="dxa" w:w="680"/>
+            <w:shd w:val="clear" w:color="auto" w:fill="DCE6F1"/>
           </w:tcPr>
           <w:p>
+            <w:pPr>
+              <w:spacing w:after="0"/>
+            </w:pPr>
+            <w:r/>
+            <w:r>
+              <w:rPr>
+                <w:b/>
+                <w:sz w:val="18"/>
+              </w:rPr>
+              <w:t>单元</w:t>
+            </w:r>
+          </w:p>
+        </w:tc>
+        <w:tc>
+          <w:tcPr>
+            <w:tcW w:type="dxa" w:w="2268"/>
+            <w:shd w:val="clear" w:color="auto" w:fill="DCE6F1"/>
+          </w:tcPr>
+          <w:p>
+            <w:pPr>
+              <w:spacing w:after="0"/>
+            </w:pPr>
+            <w:r/>
+            <w:r>
+              <w:rPr>
+                <w:b/>
+                <w:sz w:val="18"/>
+              </w:rPr>
+              <w:t>主题</w:t>
+            </w:r>
+          </w:p>
+        </w:tc>
+        <w:tc>
+          <w:tcPr>
+            <w:tcW w:type="dxa" w:w="3515"/>
+            <w:shd w:val="clear" w:color="auto" w:fill="DCE6F1"/>
+          </w:tcPr>
+          <w:p>
+            <w:pPr>
+              <w:spacing w:after="0"/>
+            </w:pPr>
+            <w:r/>
+            <w:r>
+              <w:rPr>
+                <w:b/>
+                <w:sz w:val="18"/>
+              </w:rPr>
+              <w:t>语法点</w:t>
+            </w:r>
+          </w:p>
+        </w:tc>
+        <w:tc>
+          <w:tcPr>
+            <w:tcW w:type="dxa" w:w="3175"/>
+            <w:shd w:val="clear" w:color="auto" w:fill="DCE6F1"/>
+          </w:tcPr>
+          <w:p>
+            <w:pPr>
+              <w:spacing w:after="0"/>
+            </w:pPr>
+            <w:r/>
+            <w:r>
+              <w:rPr>
+                <w:b/>
+                <w:sz w:val="18"/>
+              </w:rPr>
+              <w:t>本卷对应题号</w:t>
+            </w:r>
+          </w:p>
+        </w:tc>
+      </w:tr>
+      <w:tr>
+        <w:tc>
+          <w:tcPr>
+            <w:tcW w:type="dxa" w:w="680"/>
+          </w:tcPr>
+          <w:p>
+            <w:pPr>
+              <w:spacing w:after="0"/>
+            </w:pPr>
+            <w:r/>
+            <w:r>
+              <w:rPr>
+                <w:sz w:val="18"/>
+              </w:rPr>
+              <w:t>1</w:t>
+            </w:r>
+          </w:p>
+        </w:tc>
+        <w:tc>
+          <w:tcPr>
+            <w:tcW w:type="dxa" w:w="2268"/>
+          </w:tcPr>
+          <w:p>
+            <w:pPr>
+              <w:spacing w:after="0"/>
+            </w:pPr>
+            <w:r/>
+            <w:r>
+              <w:rPr>
+                <w:sz w:val="18"/>
+              </w:rPr>
+              <w:t>Conservation / Protectors</w:t>
+            </w:r>
+          </w:p>
+        </w:tc>
+        <w:tc>
+          <w:tcPr>
+            <w:tcW w:type="dxa" w:w="3515"/>
+          </w:tcPr>
+          <w:p>
+            <w:pPr>
+              <w:spacing w:after="0"/>
+            </w:pPr>
+            <w:r/>
+            <w:r>
+              <w:rPr>
+                <w:sz w:val="18"/>
+              </w:rPr>
+              <w:t>一般现在时 vs 现在进行时</w:t>
+            </w:r>
+          </w:p>
+        </w:tc>
+        <w:tc>
+          <w:tcPr>
+            <w:tcW w:type="dxa" w:w="3175"/>
+          </w:tcPr>
+          <w:p>
+            <w:pPr>
+              <w:spacing w:after="0"/>
+            </w:pPr>
+            <w:r/>
+            <w:r>
+              <w:rPr>
+                <w:sz w:val="18"/>
+              </w:rPr>
+              <w:t>—（KET 已掌握，可跳）</w:t>
+            </w:r>
+          </w:p>
+        </w:tc>
+      </w:tr>
+      <w:tr>
+        <w:tc>
+          <w:tcPr>
+            <w:tcW w:type="dxa" w:w="680"/>
+          </w:tcPr>
+          <w:p>
+            <w:pPr>
+              <w:spacing w:after="0"/>
+            </w:pPr>
+            <w:r/>
+            <w:r>
+              <w:rPr>
+                <w:sz w:val="18"/>
+              </w:rPr>
+              <w:t>2</w:t>
+            </w:r>
+          </w:p>
+        </w:tc>
+        <w:tc>
+          <w:tcPr>
+            <w:tcW w:type="dxa" w:w="2268"/>
+          </w:tcPr>
+          <w:p>
+            <w:pPr>
+              <w:spacing w:after="0"/>
+            </w:pPr>
+            <w:r/>
+            <w:r>
+              <w:rPr>
+                <w:sz w:val="18"/>
+              </w:rPr>
+              <w:t>Family connections</w:t>
+            </w:r>
+          </w:p>
+        </w:tc>
+        <w:tc>
+          <w:tcPr>
+            <w:tcW w:type="dxa" w:w="3515"/>
+          </w:tcPr>
+          <w:p>
+            <w:pPr>
+              <w:spacing w:after="0"/>
+            </w:pPr>
+            <w:r/>
+            <w:r>
+              <w:rPr>
+                <w:sz w:val="18"/>
+              </w:rPr>
+              <w:t>将来计划 going to / will / present continuous</w:t>
+            </w:r>
+          </w:p>
+        </w:tc>
+        <w:tc>
+          <w:tcPr>
+            <w:tcW w:type="dxa" w:w="3175"/>
+          </w:tcPr>
+          <w:p>
+            <w:pPr>
+              <w:spacing w:after="0"/>
+            </w:pPr>
+            <w:r/>
+            <w:r>
+              <w:rPr>
+                <w:sz w:val="18"/>
+              </w:rPr>
+              <w:t>写作中天气预测句</w:t>
+            </w:r>
+          </w:p>
+        </w:tc>
+      </w:tr>
+      <w:tr>
+        <w:tc>
+          <w:tcPr>
+            <w:tcW w:type="dxa" w:w="680"/>
+          </w:tcPr>
+          <w:p>
+            <w:pPr>
+              <w:spacing w:after="0"/>
+            </w:pPr>
+            <w:r/>
+            <w:r>
+              <w:rPr>
+                <w:sz w:val="18"/>
+              </w:rPr>
+              <w:t>3</w:t>
+            </w:r>
+          </w:p>
+        </w:tc>
+        <w:tc>
+          <w:tcPr>
+            <w:tcW w:type="dxa" w:w="2268"/>
+          </w:tcPr>
+          <w:p>
+            <w:pPr>
+              <w:spacing w:after="0"/>
+            </w:pPr>
+            <w:r/>
+            <w:r>
+              <w:rPr>
+                <w:sz w:val="18"/>
+              </w:rPr>
+              <w:t>Global stories</w:t>
+            </w:r>
+          </w:p>
+        </w:tc>
+        <w:tc>
+          <w:tcPr>
+            <w:tcW w:type="dxa" w:w="3515"/>
+          </w:tcPr>
+          <w:p>
+            <w:pPr>
+              <w:spacing w:after="0"/>
+            </w:pPr>
+            <w:r/>
+            <w:r>
+              <w:rPr>
+                <w:sz w:val="18"/>
+              </w:rPr>
+              <w:t>限定性定语从句 which / who / that</w:t>
+            </w:r>
+          </w:p>
+        </w:tc>
+        <w:tc>
+          <w:tcPr>
+            <w:tcW w:type="dxa" w:w="3175"/>
+          </w:tcPr>
+          <w:p>
+            <w:pPr>
+              <w:spacing w:after="0"/>
+            </w:pPr>
+            <w:r/>
+            <w:r>
+              <w:rPr>
+                <w:sz w:val="18"/>
+              </w:rPr>
+              <w:t>Part 3 第 12 题</w:t>
+            </w:r>
+          </w:p>
+        </w:tc>
+      </w:tr>
+      <w:tr>
+        <w:tc>
+          <w:tcPr>
+            <w:tcW w:type="dxa" w:w="680"/>
+          </w:tcPr>
+          <w:p>
+            <w:pPr>
+              <w:spacing w:after="0"/>
+            </w:pPr>
+            <w:r/>
+            <w:r>
+              <w:rPr>
+                <w:sz w:val="18"/>
+              </w:rPr>
+              <w:t>4</w:t>
+            </w:r>
+          </w:p>
+        </w:tc>
+        <w:tc>
+          <w:tcPr>
+            <w:tcW w:type="dxa" w:w="2268"/>
+          </w:tcPr>
+          <w:p>
+            <w:pPr>
+              <w:spacing w:after="0"/>
+            </w:pPr>
+            <w:r/>
+            <w:r>
+              <w:rPr>
+                <w:sz w:val="18"/>
+              </w:rPr>
+              <w:t>Music</w:t>
+            </w:r>
+          </w:p>
+        </w:tc>
+        <w:tc>
+          <w:tcPr>
+            <w:tcW w:type="dxa" w:w="3515"/>
+          </w:tcPr>
+          <w:p>
+            <w:pPr>
+              <w:spacing w:after="0"/>
+            </w:pPr>
+            <w:r/>
+            <w:r>
+              <w:rPr>
+                <w:sz w:val="18"/>
+              </w:rPr>
+              <w:t>可数/不可数名词与量词</w:t>
+            </w:r>
+          </w:p>
+        </w:tc>
+        <w:tc>
+          <w:tcPr>
+            <w:tcW w:type="dxa" w:w="3175"/>
+          </w:tcPr>
+          <w:p>
+            <w:pPr>
+              <w:spacing w:after="0"/>
+            </w:pPr>
+            <w:r/>
+            <w:r>
+              <w:rPr>
+                <w:sz w:val="18"/>
+              </w:rPr>
+              <w:t>Part 3 第 15 题 (a lot)</w:t>
+            </w:r>
+          </w:p>
+        </w:tc>
+      </w:tr>
+      <w:tr>
+        <w:tc>
+          <w:tcPr>
+            <w:tcW w:type="dxa" w:w="680"/>
+          </w:tcPr>
+          <w:p>
+            <w:pPr>
+              <w:spacing w:after="0"/>
+            </w:pPr>
+            <w:r/>
+            <w:r>
+              <w:rPr>
+                <w:sz w:val="18"/>
+              </w:rPr>
+              <w:t>5</w:t>
+            </w:r>
+          </w:p>
+        </w:tc>
+        <w:tc>
+          <w:tcPr>
+            <w:tcW w:type="dxa" w:w="2268"/>
+          </w:tcPr>
+          <w:p>
+            <w:pPr>
+              <w:spacing w:after="0"/>
+            </w:pPr>
+            <w:r/>
+            <w:r>
+              <w:rPr>
+                <w:sz w:val="18"/>
+              </w:rPr>
+              <w:t>Good design</w:t>
+            </w:r>
+          </w:p>
+        </w:tc>
+        <w:tc>
+          <w:tcPr>
+            <w:tcW w:type="dxa" w:w="3515"/>
+          </w:tcPr>
+          <w:p>
+            <w:pPr>
+              <w:spacing w:after="0"/>
+            </w:pPr>
+            <w:r/>
+            <w:r>
+              <w:rPr>
+                <w:sz w:val="18"/>
+              </w:rPr>
+              <w:t>地点介词与副词</w:t>
+            </w:r>
+          </w:p>
+        </w:tc>
+        <w:tc>
+          <w:tcPr>
+            <w:tcW w:type="dxa" w:w="3175"/>
+          </w:tcPr>
+          <w:p>
+            <w:pPr>
+              <w:spacing w:after="0"/>
+            </w:pPr>
+            <w:r/>
+            <w:r>
+              <w:rPr>
+                <w:sz w:val="18"/>
+              </w:rPr>
+              <w:t>—</w:t>
+            </w:r>
+          </w:p>
+        </w:tc>
+      </w:tr>
+      <w:tr>
+        <w:tc>
+          <w:tcPr>
+            <w:tcW w:type="dxa" w:w="680"/>
+          </w:tcPr>
+          <w:p>
+            <w:pPr>
+              <w:spacing w:after="0"/>
+            </w:pPr>
+            <w:r/>
+            <w:r>
+              <w:rPr>
+                <w:sz w:val="18"/>
+              </w:rPr>
+              <w:t>6</w:t>
+            </w:r>
+          </w:p>
+        </w:tc>
+        <w:tc>
+          <w:tcPr>
+            <w:tcW w:type="dxa" w:w="2268"/>
+          </w:tcPr>
+          <w:p>
+            <w:pPr>
+              <w:spacing w:after="0"/>
+            </w:pPr>
+            <w:r/>
+            <w:r>
+              <w:rPr>
+                <w:sz w:val="18"/>
+              </w:rPr>
+              <w:t>Inspiring people</w:t>
+            </w:r>
+          </w:p>
+        </w:tc>
+        <w:tc>
+          <w:tcPr>
+            <w:tcW w:type="dxa" w:w="3515"/>
+          </w:tcPr>
+          <w:p>
+            <w:pPr>
+              <w:spacing w:after="0"/>
+            </w:pPr>
+            <w:r/>
+            <w:r>
+              <w:rPr>
+                <w:sz w:val="18"/>
+              </w:rPr>
+              <w:t>间接引语</w:t>
+            </w:r>
+          </w:p>
+        </w:tc>
+        <w:tc>
+          <w:tcPr>
+            <w:tcW w:type="dxa" w:w="3175"/>
+          </w:tcPr>
+          <w:p>
+            <w:pPr>
+              <w:spacing w:after="0"/>
+            </w:pPr>
+            <w:r/>
+            <w:r>
+              <w:rPr>
+                <w:sz w:val="18"/>
+              </w:rPr>
+              <w:t>—（口头互动可测）</w:t>
+            </w:r>
+          </w:p>
+        </w:tc>
+      </w:tr>
+      <w:tr>
+        <w:tc>
+          <w:tcPr>
+            <w:tcW w:type="dxa" w:w="680"/>
+          </w:tcPr>
+          <w:p>
+            <w:pPr>
+              <w:spacing w:after="0"/>
+            </w:pPr>
+            <w:r/>
+            <w:r>
+              <w:rPr>
+                <w:sz w:val="18"/>
+              </w:rPr>
+              <w:t>7</w:t>
+            </w:r>
+          </w:p>
+        </w:tc>
+        <w:tc>
+          <w:tcPr>
+            <w:tcW w:type="dxa" w:w="2268"/>
+          </w:tcPr>
+          <w:p>
+            <w:pPr>
+              <w:spacing w:after="0"/>
+            </w:pPr>
+            <w:r/>
+            <w:r>
+              <w:rPr>
+                <w:sz w:val="18"/>
+              </w:rPr>
+              <w:t>Ethical choices</w:t>
+            </w:r>
+          </w:p>
+        </w:tc>
+        <w:tc>
+          <w:tcPr>
+            <w:tcW w:type="dxa" w:w="3515"/>
+          </w:tcPr>
+          <w:p>
+            <w:pPr>
+              <w:spacing w:after="0"/>
+            </w:pPr>
+            <w:r/>
+            <w:r>
+              <w:rPr>
+                <w:sz w:val="18"/>
+              </w:rPr>
+              <w:t>will 表预测</w:t>
+            </w:r>
+          </w:p>
+        </w:tc>
+        <w:tc>
+          <w:tcPr>
+            <w:tcW w:type="dxa" w:w="3175"/>
+          </w:tcPr>
+          <w:p>
+            <w:pPr>
+              <w:spacing w:after="0"/>
+            </w:pPr>
+            <w:r/>
+            <w:r>
+              <w:rPr>
+                <w:sz w:val="18"/>
+              </w:rPr>
+              <w:t>写作天气句</w:t>
+            </w:r>
+          </w:p>
+        </w:tc>
+      </w:tr>
+      <w:tr>
+        <w:tc>
+          <w:tcPr>
+            <w:tcW w:type="dxa" w:w="680"/>
+          </w:tcPr>
+          <w:p>
+            <w:pPr>
+              <w:spacing w:after="0"/>
+            </w:pPr>
+            <w:r/>
+            <w:r>
+              <w:rPr>
+                <w:sz w:val="18"/>
+              </w:rPr>
+              <w:t>8</w:t>
+            </w:r>
+          </w:p>
+        </w:tc>
+        <w:tc>
+          <w:tcPr>
+            <w:tcW w:type="dxa" w:w="2268"/>
+          </w:tcPr>
+          <w:p>
+            <w:pPr>
+              <w:spacing w:after="0"/>
+            </w:pPr>
+            <w:r/>
+            <w:r>
+              <w:rPr>
+                <w:sz w:val="18"/>
+              </w:rPr>
+              <w:t>Better cities</w:t>
+            </w:r>
+          </w:p>
+        </w:tc>
+        <w:tc>
+          <w:tcPr>
+            <w:tcW w:type="dxa" w:w="3515"/>
+          </w:tcPr>
+          <w:p>
+            <w:pPr>
+              <w:spacing w:after="0"/>
+            </w:pPr>
+            <w:r/>
+            <w:r>
+              <w:rPr>
+                <w:sz w:val="18"/>
+              </w:rPr>
+              <w:t>短语动词</w:t>
+            </w:r>
+          </w:p>
+        </w:tc>
+        <w:tc>
+          <w:tcPr>
+            <w:tcW w:type="dxa" w:w="3175"/>
+          </w:tcPr>
+          <w:p>
+            <w:pPr>
+              <w:spacing w:after="0"/>
+            </w:pPr>
+            <w:r/>
+            <w:r>
+              <w:rPr>
+                <w:sz w:val="18"/>
+              </w:rPr>
+              <w:t>Part 2 第 5 题 (set up)</w:t>
+            </w:r>
+          </w:p>
+        </w:tc>
+      </w:tr>
+      <w:tr>
+        <w:tc>
+          <w:tcPr>
+            <w:tcW w:type="dxa" w:w="680"/>
+          </w:tcPr>
+          <w:p>
+            <w:pPr>
+              <w:spacing w:after="0"/>
+            </w:pPr>
+            <w:r/>
+            <w:r>
+              <w:rPr>
+                <w:sz w:val="18"/>
+              </w:rPr>
+              <w:t>9</w:t>
+            </w:r>
+          </w:p>
+        </w:tc>
+        <w:tc>
+          <w:tcPr>
+            <w:tcW w:type="dxa" w:w="2268"/>
+          </w:tcPr>
+          <w:p>
+            <w:pPr>
+              <w:spacing w:after="0"/>
+            </w:pPr>
+            <w:r/>
+            <w:r>
+              <w:rPr>
+                <w:sz w:val="18"/>
+              </w:rPr>
+              <w:t>Giving</w:t>
+            </w:r>
+          </w:p>
+        </w:tc>
+        <w:tc>
+          <w:tcPr>
+            <w:tcW w:type="dxa" w:w="3515"/>
+          </w:tcPr>
+          <w:p>
+            <w:pPr>
+              <w:spacing w:after="0"/>
+            </w:pPr>
+            <w:r/>
+            <w:r>
+              <w:rPr>
+                <w:sz w:val="18"/>
+              </w:rPr>
+              <w:t>will 表提议 + 第一条件句</w:t>
+            </w:r>
+          </w:p>
+        </w:tc>
+        <w:tc>
+          <w:tcPr>
+            <w:tcW w:type="dxa" w:w="3175"/>
+          </w:tcPr>
+          <w:p>
+            <w:pPr>
+              <w:spacing w:after="0"/>
+            </w:pPr>
+            <w:r/>
+            <w:r>
+              <w:rPr>
+                <w:sz w:val="18"/>
+              </w:rPr>
+              <w:t>Part 3 第 14 题 (If)</w:t>
+            </w:r>
+          </w:p>
+        </w:tc>
+      </w:tr>
+      <w:tr>
+        <w:tc>
+          <w:tcPr>
+            <w:tcW w:type="dxa" w:w="680"/>
+          </w:tcPr>
+          <w:p>
+            <w:pPr>
+              <w:spacing w:after="0"/>
+            </w:pPr>
+            <w:r/>
+            <w:r>
+              <w:rPr>
+                <w:sz w:val="18"/>
+              </w:rPr>
+              <w:t>10</w:t>
+            </w:r>
+          </w:p>
+        </w:tc>
+        <w:tc>
+          <w:tcPr>
+            <w:tcW w:type="dxa" w:w="2268"/>
+          </w:tcPr>
+          <w:p>
+            <w:pPr>
+              <w:spacing w:after="0"/>
+            </w:pPr>
+            <w:r/>
+            <w:r>
+              <w:rPr>
+                <w:sz w:val="18"/>
+              </w:rPr>
+              <w:t>Mind and machine</w:t>
+            </w:r>
+          </w:p>
+        </w:tc>
+        <w:tc>
+          <w:tcPr>
+            <w:tcW w:type="dxa" w:w="3515"/>
+          </w:tcPr>
+          <w:p>
+            <w:pPr>
+              <w:spacing w:after="0"/>
+            </w:pPr>
+            <w:r/>
+            <w:r>
+              <w:rPr>
+                <w:sz w:val="18"/>
+              </w:rPr>
+              <w:t>副词与副词短语</w:t>
+            </w:r>
+          </w:p>
+        </w:tc>
+        <w:tc>
+          <w:tcPr>
+            <w:tcW w:type="dxa" w:w="3175"/>
+          </w:tcPr>
+          <w:p>
+            <w:pPr>
+              <w:spacing w:after="0"/>
+            </w:pPr>
+            <w:r/>
+            <w:r>
+              <w:rPr>
+                <w:sz w:val="18"/>
+              </w:rPr>
+              <w:t>—</w:t>
+            </w:r>
+          </w:p>
+        </w:tc>
+      </w:tr>
+      <w:tr>
+        <w:tc>
+          <w:tcPr>
+            <w:tcW w:type="dxa" w:w="680"/>
+          </w:tcPr>
+          <w:p>
+            <w:pPr>
+              <w:spacing w:after="0"/>
+            </w:pPr>
+            <w:r/>
+            <w:r>
+              <w:rPr>
+                <w:sz w:val="18"/>
+              </w:rPr>
+              <w:t>11</w:t>
+            </w:r>
+          </w:p>
+        </w:tc>
+        <w:tc>
+          <w:tcPr>
+            <w:tcW w:type="dxa" w:w="2268"/>
+          </w:tcPr>
+          <w:p>
+            <w:pPr>
+              <w:spacing w:after="0"/>
+            </w:pPr>
+            <w:r/>
+            <w:r>
+              <w:rPr>
+                <w:sz w:val="18"/>
+              </w:rPr>
+              <w:t>Nature</w:t>
+            </w:r>
+          </w:p>
+        </w:tc>
+        <w:tc>
+          <w:tcPr>
+            <w:tcW w:type="dxa" w:w="3515"/>
+          </w:tcPr>
+          <w:p>
+            <w:pPr>
+              <w:spacing w:after="0"/>
+            </w:pPr>
+            <w:r/>
+            <w:r>
+              <w:rPr>
+                <w:sz w:val="18"/>
+              </w:rPr>
+              <w:t>现在完成时</w:t>
+            </w:r>
+          </w:p>
+        </w:tc>
+        <w:tc>
+          <w:tcPr>
+            <w:tcW w:type="dxa" w:w="3175"/>
+          </w:tcPr>
+          <w:p>
+            <w:pPr>
+              <w:spacing w:after="0"/>
+            </w:pPr>
+            <w:r/>
+            <w:r>
+              <w:rPr>
+                <w:sz w:val="18"/>
+              </w:rPr>
+              <w:t>Part 3 第 10、13 题</w:t>
+            </w:r>
+          </w:p>
+        </w:tc>
+      </w:tr>
+      <w:tr>
+        <w:tc>
+          <w:tcPr>
+            <w:tcW w:type="dxa" w:w="680"/>
+          </w:tcPr>
+          <w:p>
+            <w:pPr>
+              <w:spacing w:after="0"/>
+            </w:pPr>
+            <w:r/>
+            <w:r>
+              <w:rPr>
+                <w:sz w:val="18"/>
+              </w:rPr>
+              <w:t>12</w:t>
+            </w:r>
+          </w:p>
+        </w:tc>
+        <w:tc>
+          <w:tcPr>
+            <w:tcW w:type="dxa" w:w="2268"/>
+          </w:tcPr>
+          <w:p>
+            <w:pPr>
+              <w:spacing w:after="0"/>
+            </w:pPr>
+            <w:r/>
+            <w:r>
+              <w:rPr>
+                <w:sz w:val="18"/>
+              </w:rPr>
+              <w:t>Discovery</w:t>
+            </w:r>
+          </w:p>
+        </w:tc>
+        <w:tc>
+          <w:tcPr>
+            <w:tcW w:type="dxa" w:w="3515"/>
+          </w:tcPr>
+          <w:p>
+            <w:pPr>
+              <w:spacing w:after="0"/>
+            </w:pPr>
+            <w:r/>
+            <w:r>
+              <w:rPr>
+                <w:sz w:val="18"/>
+              </w:rPr>
+              <w:t>被动语态</w:t>
+            </w:r>
+          </w:p>
+        </w:tc>
+        <w:tc>
+          <w:tcPr>
+            <w:tcW w:type="dxa" w:w="3175"/>
+          </w:tcPr>
+          <w:p>
+            <w:pPr>
+              <w:spacing w:after="0"/>
+            </w:pPr>
+            <w:r/>
+            <w:r>
+              <w:rPr>
+                <w:sz w:val="18"/>
+              </w:rPr>
+              <w:t>—</w:t>
+            </w:r>
+          </w:p>
+        </w:tc>
+      </w:tr>
+    </w:tbl>
+    <w:p>
+      <w:pPr>
+        <w:spacing w:after="40"/>
+      </w:pPr>
+    </w:p>
+    <w:p>
+      <w:pPr>
+        <w:spacing w:after="120" w:before="0"/>
+      </w:pPr>
+      <w:r>
+        <w:rPr>
+          <w:b w:val="0"/>
+          <w:i w:val="0"/>
+          <w:sz w:val="20"/>
+        </w:rPr>
+        <w:t>起始单元判定规则：第 12 题错 → 从 Unit 3 起；第 12 题对、第 10/13 题错 → 从 Unit 3 起但 Unit 1–2 可跳；Part 3 全对且 Part 2 ≥ 5 → Unit 6 起或直接 Keynote 3。</w:t>
+      </w:r>
+    </w:p>
+    <w:p>
+      <w:pPr>
+        <w:spacing w:before="200" w:after="80"/>
+        <w:pBdr>
+          <w:bottom w:val="single" w:sz="6" w:space="1" w:color="1F5F9E"/>
+        </w:pBdr>
+      </w:pPr>
+      <w:r>
+        <w:rPr>
+          <w:b/>
+          <w:color w:val="1F5F9E"/>
+          <w:sz w:val="25"/>
+        </w:rPr>
+        <w:t>五、今天两位学生的预判与分班建议</w:t>
+      </w:r>
+    </w:p>
+    <w:tbl>
+      <w:tblPr>
+        <w:tblStyle w:val="TableGrid"/>
+        <w:tblW w:type="auto" w:w="0"/>
+        <w:tblLook w:firstColumn="1" w:firstRow="1" w:lastColumn="0" w:lastRow="0" w:noHBand="0" w:noVBand="1" w:val="04A0"/>
+      </w:tblPr>
+      <w:tblGrid>
+        <w:gridCol w:w="2409"/>
+        <w:gridCol w:w="2409"/>
+        <w:gridCol w:w="2409"/>
+        <w:gridCol w:w="2409"/>
+      </w:tblGrid>
+      <w:tr>
+        <w:tc>
+          <w:tcPr>
+            <w:tcW w:type="dxa" w:w="680"/>
+            <w:shd w:val="clear" w:color="auto" w:fill="DCE6F1"/>
+          </w:tcPr>
+          <w:p>
+            <w:pPr>
+              <w:spacing w:after="0"/>
+            </w:pPr>
             <w:r/>
             <w:r>
               <w:rPr>
@@ -2549,8 +3725,12 @@
         <w:tc>
           <w:tcPr>
             <w:tcW w:type="dxa" w:w="2268"/>
+            <w:shd w:val="clear" w:color="auto" w:fill="DCE6F1"/>
           </w:tcPr>
           <w:p>
+            <w:pPr>
+              <w:spacing w:after="0"/>
+            </w:pPr>
             <w:r/>
             <w:r>
               <w:rPr>
@@ -2563,24 +3743,32 @@
         </w:tc>
         <w:tc>
           <w:tcPr>
-            <w:tcW w:type="dxa" w:w="1587"/>
+            <w:tcW w:type="dxa" w:w="1361"/>
+            <w:shd w:val="clear" w:color="auto" w:fill="DCE6F1"/>
           </w:tcPr>
           <w:p>
+            <w:pPr>
+              <w:spacing w:after="0"/>
+            </w:pPr>
             <w:r/>
             <w:r>
               <w:rPr>
                 <w:b/>
                 <w:sz w:val="18"/>
               </w:rPr>
-              <w:t>预计本卷得分</w:t>
+              <w:t>预计本卷</w:t>
             </w:r>
           </w:p>
         </w:tc>
         <w:tc>
           <w:tcPr>
-            <w:tcW w:type="dxa" w:w="4876"/>
+            <w:tcW w:type="dxa" w:w="5329"/>
+            <w:shd w:val="clear" w:color="auto" w:fill="DCE6F1"/>
           </w:tcPr>
           <w:p>
+            <w:pPr>
+              <w:spacing w:after="0"/>
+            </w:pPr>
             <w:r/>
             <w:r>
               <w:rPr>
@@ -2595,15 +3783,18 @@
       <w:tr>
         <w:tc>
           <w:tcPr>
-            <w:tcW w:type="dxa" w:w="907"/>
+            <w:tcW w:type="dxa" w:w="680"/>
           </w:tcPr>
           <w:p>
+            <w:pPr>
+              <w:spacing w:after="0"/>
+            </w:pPr>
             <w:r/>
             <w:r>
               <w:rPr>
                 <w:sz w:val="18"/>
               </w:rPr>
-              <w:t>学生 A</w:t>
+              <w:t>A</w:t>
             </w:r>
           </w:p>
         </w:tc>
@@ -2612,40 +3803,49 @@
             <w:tcW w:type="dxa" w:w="2268"/>
           </w:tcPr>
           <w:p>
+            <w:pPr>
+              <w:spacing w:after="0"/>
+            </w:pPr>
             <w:r/>
             <w:r>
               <w:rPr>
                 <w:sz w:val="18"/>
               </w:rPr>
-              <w:t>122（Pass，A2）</w:t>
+              <w:t>122（Pass，A2 低段）</w:t>
             </w:r>
           </w:p>
         </w:tc>
         <w:tc>
           <w:tcPr>
-            <w:tcW w:type="dxa" w:w="1587"/>
+            <w:tcW w:type="dxa" w:w="1361"/>
           </w:tcPr>
           <w:p>
+            <w:pPr>
+              <w:spacing w:after="0"/>
+            </w:pPr>
             <w:r/>
             <w:r>
               <w:rPr>
                 <w:sz w:val="18"/>
               </w:rPr>
-              <w:t>约 18–25</w:t>
+              <w:t>15–21 分</w:t>
             </w:r>
           </w:p>
         </w:tc>
         <w:tc>
           <w:tcPr>
-            <w:tcW w:type="dxa" w:w="4876"/>
+            <w:tcW w:type="dxa" w:w="5329"/>
           </w:tcPr>
           <w:p>
+            <w:pPr>
+              <w:spacing w:after="0"/>
+            </w:pPr>
             <w:r/>
             <w:r>
               <w:rPr>
                 <w:sz w:val="18"/>
               </w:rPr>
-              <w:t>Pre-Intermediate Unit 1 起；PET 目标 9–12 个月。若 Part 4 得 ≥ 3 分可从 Unit 3–4 起。</w:t>
+              <w:t>Keynote 2 从 Unit 1 起完整学；PET 目标 9–12 个月。若 Part 3 拿到 ≥ 4 分，可从 Unit 3 起。</w:t>
             </w:r>
           </w:p>
         </w:tc>
@@ -2653,15 +3853,18 @@
       <w:tr>
         <w:tc>
           <w:tcPr>
-            <w:tcW w:type="dxa" w:w="907"/>
+            <w:tcW w:type="dxa" w:w="680"/>
           </w:tcPr>
           <w:p>
+            <w:pPr>
+              <w:spacing w:after="0"/>
+            </w:pPr>
             <w:r/>
             <w:r>
               <w:rPr>
                 <w:sz w:val="18"/>
               </w:rPr>
-              <w:t>学生 B</w:t>
+              <w:t>B</w:t>
             </w:r>
           </w:p>
         </w:tc>
@@ -2670,40 +3873,49 @@
             <w:tcW w:type="dxa" w:w="2268"/>
           </w:tcPr>
           <w:p>
+            <w:pPr>
+              <w:spacing w:after="0"/>
+            </w:pPr>
             <w:r/>
             <w:r>
               <w:rPr>
                 <w:sz w:val="18"/>
               </w:rPr>
-              <w:t>138（Pass with Merit，接近 B1 线 140）</w:t>
+              <w:t>138（Pass with Merit，距 B1 线 140 仅 2 分）</w:t>
             </w:r>
           </w:p>
         </w:tc>
         <w:tc>
           <w:tcPr>
-            <w:tcW w:type="dxa" w:w="1587"/>
+            <w:tcW w:type="dxa" w:w="1361"/>
           </w:tcPr>
           <w:p>
+            <w:pPr>
+              <w:spacing w:after="0"/>
+            </w:pPr>
             <w:r/>
             <w:r>
               <w:rPr>
                 <w:sz w:val="18"/>
               </w:rPr>
-              <w:t>约 26–33</w:t>
+              <w:t>22–28 分</w:t>
             </w:r>
           </w:p>
         </w:tc>
         <w:tc>
           <w:tcPr>
-            <w:tcW w:type="dxa" w:w="4876"/>
+            <w:tcW w:type="dxa" w:w="5329"/>
           </w:tcPr>
           <w:p>
+            <w:pPr>
+              <w:spacing w:after="0"/>
+            </w:pPr>
             <w:r/>
             <w:r>
               <w:rPr>
                 <w:sz w:val="18"/>
               </w:rPr>
-              <w:t>Pre-Intermediate 从现在完成时单元（约 Unit 4–6）起；PET 目标 6–9 个月。若总分 ≥ 32 且写作 ≥ 10 分，直接上 Intermediate。</w:t>
+              <w:t>Keynote 2 从 Unit 3 起，2 周 1 单元；PET 目标 6–9 个月。若总分 ≥ 27 且写作 ≥ 14，直接 Keynote 3 Unit 1。</w:t>
             </w:r>
           </w:p>
         </w:tc>
@@ -2716,7 +3928,7 @@
     </w:p>
     <w:p>
       <w:pPr>
-        <w:spacing w:after="80" w:before="0"/>
+        <w:spacing w:after="60" w:before="0"/>
       </w:pPr>
       <w:r>
         <w:rPr>
@@ -2724,7 +3936,7 @@
           <w:i w:val="0"/>
           <w:sz w:val="20"/>
         </w:rPr>
-        <w:t>分班建议：两人总分差 ≤ 8 分可同班（以低分者的起始单元为准，高分者多布置写作）；差 &gt; 8 分或 Part 4 + Part 5 合计相差 ≥ 6 分，建议分开或高分者单独加课。</w:t>
+        <w:t>同班判定：两人总分差 ≤ 6 分且写作差 ≤ 4 分 → 同班，起始单元以低分者为准，高分者每周多一篇 PET 写作；否则分开或 B 单独加课。</w:t>
       </w:r>
     </w:p>
     <w:p>
@@ -2738,12 +3950,12 @@
           <w:color w:val="555555"/>
           <w:sz w:val="20"/>
         </w:rPr>
-        <w:t>口头互动补充观察点（听说部分由您把握）：能否用完成时描述经历（"Have you ever…?"）；能否用 because / so 连续说 3 句；能否听懂并回答间接问句（"Can you tell me where you live?"）。三项都做到 → 支持上调一档。</w:t>
+        <w:t>口头互动补充观察点：① Have you ever…? 能否用完成时答 2–3 句；② 能否复述别人说的话（间接引语，Unit 6）；③ 能否用 which/who 解释一个词的意思（定语从句，Unit 3）。三项达标 → 支持上调一档。</w:t>
       </w:r>
     </w:p>
     <w:sectPr>
       <w:pgSz w:w="11906" w:h="16838"/>
-      <w:pgMar w:top="964" w:right="1134" w:bottom="964" w:left="1134" w:header="720" w:footer="720" w:gutter="0"/>
+      <w:pgMar w:top="907" w:right="1134" w:bottom="907" w:left="1134" w:header="720" w:footer="720" w:gutter="0"/>
       <w:cols w:space="720"/>
       <w:docGrid w:linePitch="360"/>
     </w:sectPr>
